--- a/eng/docx/27.content.docx
+++ b/eng/docx/27.content.docx
@@ -19,7 +19,7 @@
         <w:rPr>
           <w:lang w:val="en_US" w:bidi="en_US"/>
         </w:rPr>
-        <w:t>Resource: Study Notes - Book Intros (Tyndale)</w:t>
+        <w:t>Resource: Tyndale Open Study Notes</w:t>
       </w:r>
       <w:r>
         <w:rPr>
@@ -112,7 +112,7 @@
         <w:rPr>
           <w:lang w:val="en_US" w:bidi="en_US"/>
         </w:rPr>
-        <w:t>Study Notes - Book Intros (Tyndale)</w:t>
+        <w:t>Tyndale Open Study Notes</w:t>
       </w:r>
     </w:p>
     <w:p>

--- a/eng/docx/27.content.docx
+++ b/eng/docx/27.content.docx
@@ -231,18 +231,7 @@
         <w:rPr>
           <w:lang w:val="en_US" w:bidi="en_US"/>
         </w:rPr>
-        <w:t>While Daniel was coming of age, Babylon was flourishing. Meanwhile, the people of Israel were being exiled from Judah to Babylonia. Could God’s people hope to enjoy life as the Lord’s chosen nation again? Through Daniel’s experiences as a captive and as a government official, and through special messages, God revealed to Daniel his power and his plan for history, showing that he would rescue his people from exile and even from death.</w:t>
-      </w:r>
-    </w:p>
-    <w:p>
-      <w:pPr>
-        <w:pStyle w:val="Heading2"/>
-      </w:pPr>
-      <w:r>
-        <w:rPr>
-          <w:lang w:val="en_US" w:bidi="en_US"/>
-        </w:rPr>
-        <w:t>Setting</w:t>
+        <w:t xml:space="preserve">As Daniel was becoming a young man, Babylon was becoming strong and rich. At the same time, the people of Israel were being forced to leave Judah and live in Babylonia. Could God’s people ever live again as the Lord’s chosen nation? </w:t>
       </w:r>
     </w:p>
     <w:p>
@@ -256,151 +245,18 @@
         <w:rPr>
           <w:lang w:val="en_US" w:bidi="en_US"/>
         </w:rPr>
-        <w:t>In 605 BC, Nebuchadnezzar II of Babylon (605–562 BC) attacked Jerusalem and took some Israelites as captives back to Babylon, including some of the young men of Judah’s royal family (</w:t>
-      </w:r>
-      <w:hyperlink r:id="rId13">
-        <w:r>
-          <w:rPr>
-            <w:lang w:val="en_US" w:bidi="en_US"/>
-          </w:rPr>
-          <w:rPr>
-            <w:color w:val="0000EE"/>
-            <w:u w:val="single"/>
-          </w:rPr>
-          <w:t>1:1–4</w:t>
-        </w:r>
-      </w:hyperlink>
-      <w:r>
-        <w:rPr>
-          <w:lang w:val="en_US" w:bidi="en_US"/>
-        </w:rPr>
-        <w:t>). In this historic event, God began sending his people into exile as he had warned he would do. The Israelites had broken faith with God by breaking his covenant (</w:t>
-      </w:r>
-      <w:hyperlink r:id="rId14">
-        <w:r>
-          <w:rPr>
-            <w:lang w:val="en_US" w:bidi="en_US"/>
-          </w:rPr>
-          <w:rPr>
-            <w:color w:val="0000EE"/>
-            <w:u w:val="single"/>
-          </w:rPr>
-          <w:t>Deut 28:36</w:t>
-        </w:r>
-      </w:hyperlink>
-      <w:r>
-        <w:rPr>
-          <w:lang w:val="en_US" w:bidi="en_US"/>
-        </w:rPr>
-        <w:t xml:space="preserve">, </w:t>
-      </w:r>
-      <w:hyperlink r:id="rId15">
-        <w:r>
-          <w:rPr>
-            <w:lang w:val="en_US" w:bidi="en_US"/>
-          </w:rPr>
-          <w:rPr>
-            <w:color w:val="0000EE"/>
-            <w:u w:val="single"/>
-          </w:rPr>
-          <w:t>64</w:t>
-        </w:r>
-      </w:hyperlink>
-      <w:r>
-        <w:rPr>
-          <w:lang w:val="en_US" w:bidi="en_US"/>
-        </w:rPr>
-        <w:t xml:space="preserve">; </w:t>
-      </w:r>
-      <w:hyperlink r:id="rId16">
-        <w:r>
-          <w:rPr>
-            <w:lang w:val="en_US" w:bidi="en_US"/>
-          </w:rPr>
-          <w:rPr>
-            <w:color w:val="0000EE"/>
-            <w:u w:val="single"/>
-          </w:rPr>
-          <w:t>Jer 11:1–17</w:t>
-        </w:r>
-      </w:hyperlink>
-      <w:r>
-        <w:rPr>
-          <w:lang w:val="en_US" w:bidi="en_US"/>
-        </w:rPr>
-        <w:t xml:space="preserve">; </w:t>
-      </w:r>
-      <w:hyperlink r:id="rId17">
-        <w:r>
-          <w:rPr>
-            <w:lang w:val="en_US" w:bidi="en_US"/>
-          </w:rPr>
-          <w:rPr>
-            <w:color w:val="0000EE"/>
-            <w:u w:val="single"/>
-          </w:rPr>
-          <w:t>25:11–12</w:t>
-        </w:r>
-      </w:hyperlink>
-      <w:r>
-        <w:rPr>
-          <w:lang w:val="en_US" w:bidi="en_US"/>
-        </w:rPr>
-        <w:t xml:space="preserve">; </w:t>
-      </w:r>
-      <w:hyperlink r:id="rId18">
-        <w:r>
-          <w:rPr>
-            <w:lang w:val="en_US" w:bidi="en_US"/>
-          </w:rPr>
-          <w:rPr>
-            <w:color w:val="0000EE"/>
-            <w:u w:val="single"/>
-          </w:rPr>
-          <w:t>29:10–11</w:t>
-        </w:r>
-      </w:hyperlink>
-      <w:r>
-        <w:rPr>
-          <w:lang w:val="en_US" w:bidi="en_US"/>
-        </w:rPr>
-        <w:t>). Through the mighty king Nebuchadnezzar, God judged his people Israel (</w:t>
-      </w:r>
-      <w:hyperlink r:id="rId19">
-        <w:r>
-          <w:rPr>
-            <w:lang w:val="en_US" w:bidi="en_US"/>
-          </w:rPr>
-          <w:rPr>
-            <w:color w:val="0000EE"/>
-            <w:u w:val="single"/>
-          </w:rPr>
-          <w:t>Jer 25:9</w:t>
-        </w:r>
-      </w:hyperlink>
-      <w:r>
-        <w:rPr>
-          <w:lang w:val="en_US" w:bidi="en_US"/>
-        </w:rPr>
-        <w:t xml:space="preserve">). During that time, Daniel and his friends began a process of enculturation ordered by Nebuchadnezzar that threatened to absorb them into a pagan way of life while effectively neutralizing their identity as the Lord’s holy people (see </w:t>
-      </w:r>
-      <w:hyperlink r:id="rId20">
-        <w:r>
-          <w:rPr>
-            <w:lang w:val="en_US" w:bidi="en_US"/>
-          </w:rPr>
-          <w:rPr>
-            <w:color w:val="0000EE"/>
-            <w:u w:val="single"/>
-          </w:rPr>
-          <w:t>Exod 19:5–6</w:t>
-        </w:r>
-      </w:hyperlink>
-      <w:r>
-        <w:rPr>
-          <w:lang w:val="en_US" w:bidi="en_US"/>
-        </w:rPr>
-        <w:t>).</w:t>
+        <w:t>Through Daniel’s life as a captive and a government official, God showed Daniel his power and his plan for history. God also gave Daniel special messages. These showed that God would rescue his people from exile. He would even rescue them from death.</w:t>
+      </w:r>
+    </w:p>
+    <w:p>
+      <w:pPr>
+        <w:pStyle w:val="Heading2"/>
+      </w:pPr>
+      <w:r>
+        <w:rPr>
+          <w:lang w:val="en_US" w:bidi="en_US"/>
+        </w:rPr>
+        <w:t>Setting</w:t>
       </w:r>
     </w:p>
     <w:p>
@@ -414,43 +270,25 @@
         <w:rPr>
           <w:lang w:val="en_US" w:bidi="en_US"/>
         </w:rPr>
-        <w:t xml:space="preserve">Meanwhile, the Babylonians continued to devastate Judah and Jerusalem. In 597 BC, more Israelites were taken to Babylon, and in 586 BC, Jerusalem was destroyed. After 586 BC, Judah was no longer a nation; God’s people were totally helpless and hopeless. At this low point in their existence, God’s people became the tail of the nations, not their head (see </w:t>
-      </w:r>
-      <w:hyperlink r:id="rId21">
-        <w:r>
-          <w:rPr>
-            <w:lang w:val="en_US" w:bidi="en_US"/>
-          </w:rPr>
-          <w:rPr>
-            <w:color w:val="0000EE"/>
-            <w:u w:val="single"/>
-          </w:rPr>
-          <w:t>Deut 28:13</w:t>
-        </w:r>
-      </w:hyperlink>
-      <w:r>
-        <w:rPr>
-          <w:lang w:val="en_US" w:bidi="en_US"/>
-        </w:rPr>
-        <w:t xml:space="preserve">, </w:t>
-      </w:r>
-      <w:hyperlink r:id="rId22">
-        <w:r>
-          <w:rPr>
-            <w:lang w:val="en_US" w:bidi="en_US"/>
-          </w:rPr>
-          <w:rPr>
-            <w:color w:val="0000EE"/>
-            <w:u w:val="single"/>
-          </w:rPr>
-          <w:t>44</w:t>
-        </w:r>
-      </w:hyperlink>
-      <w:r>
-        <w:rPr>
-          <w:lang w:val="en_US" w:bidi="en_US"/>
-        </w:rPr>
-        <w:t>). It seemed that they might simply be absorbed into Babylon and disappear from the stage of history.</w:t>
+        <w:t>In 605 BC, Nebuchadnezzar II, king of Babylon, attacked Jerusalem. He took some Israelites to Babylon as captives. This included some young men from Judah’s royal family (</w:t>
+      </w:r>
+      <w:hyperlink r:id="rId13">
+        <w:r>
+          <w:rPr>
+            <w:lang w:val="en_US" w:bidi="en_US"/>
+          </w:rPr>
+          <w:rPr>
+            <w:color w:val="0000EE"/>
+            <w:u w:val="single"/>
+          </w:rPr>
+          <w:t>1:1–4</w:t>
+        </w:r>
+      </w:hyperlink>
+      <w:r>
+        <w:rPr>
+          <w:lang w:val="en_US" w:bidi="en_US"/>
+        </w:rPr>
+        <w:t xml:space="preserve">). </w:t>
       </w:r>
     </w:p>
     <w:p>
@@ -464,61 +302,115 @@
         <w:rPr>
           <w:lang w:val="en_US" w:bidi="en_US"/>
         </w:rPr>
-        <w:t>The promise that Abraham’s descendants would be a blessing to all nations seemed hopelessly in default (</w:t>
-      </w:r>
-      <w:hyperlink r:id="rId23">
-        <w:r>
-          <w:rPr>
-            <w:lang w:val="en_US" w:bidi="en_US"/>
-          </w:rPr>
-          <w:rPr>
-            <w:color w:val="0000EE"/>
-            <w:u w:val="single"/>
-          </w:rPr>
-          <w:t>Gen 12:1–3</w:t>
-        </w:r>
-      </w:hyperlink>
-      <w:r>
-        <w:rPr>
-          <w:lang w:val="en_US" w:bidi="en_US"/>
-        </w:rPr>
-        <w:t>). The great Gentile superpowers of the ancient Near East, first Assyria and then Babylon, ruled the world. What would happen to Israel in exile? What would become of God’s promises to Abraham, Isaac, Jacob, Moses (</w:t>
-      </w:r>
-      <w:hyperlink r:id="rId24">
-        <w:r>
-          <w:rPr>
-            <w:lang w:val="en_US" w:bidi="en_US"/>
-          </w:rPr>
-          <w:rPr>
-            <w:color w:val="0000EE"/>
-            <w:u w:val="single"/>
-          </w:rPr>
-          <w:t>Exod 19–20</w:t>
-        </w:r>
-      </w:hyperlink>
-      <w:r>
-        <w:rPr>
-          <w:lang w:val="en_US" w:bidi="en_US"/>
-        </w:rPr>
-        <w:t>), and David (</w:t>
-      </w:r>
-      <w:hyperlink r:id="rId25">
-        <w:r>
-          <w:rPr>
-            <w:lang w:val="en_US" w:bidi="en_US"/>
-          </w:rPr>
-          <w:rPr>
-            <w:color w:val="0000EE"/>
-            <w:u w:val="single"/>
-          </w:rPr>
-          <w:t>2 Sam 7:1–29</w:t>
-        </w:r>
-      </w:hyperlink>
-      <w:r>
-        <w:rPr>
-          <w:lang w:val="en_US" w:bidi="en_US"/>
-        </w:rPr>
-        <w:t>)? Would God act on the basis of his words of hope through his prophets? How would God rescue his people from exile?</w:t>
+        <w:t>Through this event, God began to send his people into exile, as he had warned. The Israelites had broken faith with God. They had broken his covenant, which was his binding agreement with them (</w:t>
+      </w:r>
+      <w:hyperlink r:id="rId14">
+        <w:r>
+          <w:rPr>
+            <w:lang w:val="en_US" w:bidi="en_US"/>
+          </w:rPr>
+          <w:rPr>
+            <w:color w:val="0000EE"/>
+            <w:u w:val="single"/>
+          </w:rPr>
+          <w:t>Deuteronomy 28:36</w:t>
+        </w:r>
+      </w:hyperlink>
+      <w:r>
+        <w:rPr>
+          <w:lang w:val="en_US" w:bidi="en_US"/>
+        </w:rPr>
+        <w:t xml:space="preserve">, </w:t>
+      </w:r>
+      <w:hyperlink r:id="rId15">
+        <w:r>
+          <w:rPr>
+            <w:lang w:val="en_US" w:bidi="en_US"/>
+          </w:rPr>
+          <w:rPr>
+            <w:color w:val="0000EE"/>
+            <w:u w:val="single"/>
+          </w:rPr>
+          <w:t>64</w:t>
+        </w:r>
+      </w:hyperlink>
+      <w:r>
+        <w:rPr>
+          <w:lang w:val="en_US" w:bidi="en_US"/>
+        </w:rPr>
+        <w:t xml:space="preserve">; </w:t>
+      </w:r>
+      <w:hyperlink r:id="rId16">
+        <w:r>
+          <w:rPr>
+            <w:lang w:val="en_US" w:bidi="en_US"/>
+          </w:rPr>
+          <w:rPr>
+            <w:color w:val="0000EE"/>
+            <w:u w:val="single"/>
+          </w:rPr>
+          <w:t>Jeremiah 11:1–17</w:t>
+        </w:r>
+      </w:hyperlink>
+      <w:r>
+        <w:rPr>
+          <w:lang w:val="en_US" w:bidi="en_US"/>
+        </w:rPr>
+        <w:t xml:space="preserve">; </w:t>
+      </w:r>
+      <w:hyperlink r:id="rId17">
+        <w:r>
+          <w:rPr>
+            <w:lang w:val="en_US" w:bidi="en_US"/>
+          </w:rPr>
+          <w:rPr>
+            <w:color w:val="0000EE"/>
+            <w:u w:val="single"/>
+          </w:rPr>
+          <w:t>25:11–12</w:t>
+        </w:r>
+      </w:hyperlink>
+      <w:r>
+        <w:rPr>
+          <w:lang w:val="en_US" w:bidi="en_US"/>
+        </w:rPr>
+        <w:t xml:space="preserve">; </w:t>
+      </w:r>
+      <w:hyperlink r:id="rId18">
+        <w:r>
+          <w:rPr>
+            <w:lang w:val="en_US" w:bidi="en_US"/>
+          </w:rPr>
+          <w:rPr>
+            <w:color w:val="0000EE"/>
+            <w:u w:val="single"/>
+          </w:rPr>
+          <w:t>29:10–11</w:t>
+        </w:r>
+      </w:hyperlink>
+      <w:r>
+        <w:rPr>
+          <w:lang w:val="en_US" w:bidi="en_US"/>
+        </w:rPr>
+        <w:t>). God used the powerful king Nebuchadnezzar to judge his people Israel (</w:t>
+      </w:r>
+      <w:hyperlink r:id="rId19">
+        <w:r>
+          <w:rPr>
+            <w:lang w:val="en_US" w:bidi="en_US"/>
+          </w:rPr>
+          <w:rPr>
+            <w:color w:val="0000EE"/>
+            <w:u w:val="single"/>
+          </w:rPr>
+          <w:t>Jeremiah 25:9</w:t>
+        </w:r>
+      </w:hyperlink>
+      <w:r>
+        <w:rPr>
+          <w:lang w:val="en_US" w:bidi="en_US"/>
+        </w:rPr>
+        <w:t xml:space="preserve">). </w:t>
       </w:r>
     </w:p>
     <w:p>
@@ -532,25 +424,25 @@
         <w:rPr>
           <w:lang w:val="en_US" w:bidi="en_US"/>
         </w:rPr>
-        <w:t>Daniel maintained his integrity, honored his people, and glorified his God through the reigns of several Babylonian kings to the end of the Babylonian Exile. As God’s people endured the “death of exile” (</w:t>
-      </w:r>
-      <w:hyperlink r:id="rId26">
-        <w:r>
-          <w:rPr>
-            <w:lang w:val="en_US" w:bidi="en_US"/>
-          </w:rPr>
-          <w:rPr>
-            <w:color w:val="0000EE"/>
-            <w:u w:val="single"/>
-          </w:rPr>
-          <w:t>Ezek 37</w:t>
-        </w:r>
-      </w:hyperlink>
-      <w:r>
-        <w:rPr>
-          <w:lang w:val="en_US" w:bidi="en_US"/>
-        </w:rPr>
-        <w:t>), God showed Daniel visions of the future, when a coming King would receive power and reign forever.</w:t>
+        <w:t xml:space="preserve">During this time, Daniel and his friends began training ordered by Nebuchadnezzar. This training was meant to make them live like Babylonians. It threatened to pull them away from their identity as the Lord’s holy people, set apart for him (see </w:t>
+      </w:r>
+      <w:hyperlink r:id="rId20">
+        <w:r>
+          <w:rPr>
+            <w:lang w:val="en_US" w:bidi="en_US"/>
+          </w:rPr>
+          <w:rPr>
+            <w:color w:val="0000EE"/>
+            <w:u w:val="single"/>
+          </w:rPr>
+          <w:t>Exodus 19:5–6</w:t>
+        </w:r>
+      </w:hyperlink>
+      <w:r>
+        <w:rPr>
+          <w:lang w:val="en_US" w:bidi="en_US"/>
+        </w:rPr>
+        <w:t>).</w:t>
       </w:r>
     </w:p>
     <w:p>
@@ -564,97 +456,7 @@
         <w:rPr>
           <w:lang w:val="en_US" w:bidi="en_US"/>
         </w:rPr>
-        <w:t>In 539 BC, Cyrus of Persia shook the world by invading Babylon, gaining entrance into the capital city, and subduing it and its blasphemous ruler, Belshazzar, just as the prophet Isaiah had predicted he would (</w:t>
-      </w:r>
-      <w:hyperlink r:id="rId27">
-        <w:r>
-          <w:rPr>
-            <w:lang w:val="en_US" w:bidi="en_US"/>
-          </w:rPr>
-          <w:rPr>
-            <w:color w:val="0000EE"/>
-            <w:u w:val="single"/>
-          </w:rPr>
-          <w:t>Isa 44:26–45:7</w:t>
-        </w:r>
-      </w:hyperlink>
-      <w:r>
-        <w:rPr>
-          <w:lang w:val="en_US" w:bidi="en_US"/>
-        </w:rPr>
-        <w:t xml:space="preserve">). Daniel witnessed the decree that the captive peoples could return to their homes (see </w:t>
-      </w:r>
-      <w:hyperlink r:id="rId28">
-        <w:r>
-          <w:rPr>
-            <w:lang w:val="en_US" w:bidi="en_US"/>
-          </w:rPr>
-          <w:rPr>
-            <w:color w:val="0000EE"/>
-            <w:u w:val="single"/>
-          </w:rPr>
-          <w:t>Ezra 1:2–4</w:t>
-        </w:r>
-      </w:hyperlink>
-      <w:r>
-        <w:rPr>
-          <w:lang w:val="en_US" w:bidi="en_US"/>
-        </w:rPr>
-        <w:t>). This fulfilled Jeremiah’s prophecy (</w:t>
-      </w:r>
-      <w:hyperlink r:id="rId17">
-        <w:r>
-          <w:rPr>
-            <w:lang w:val="en_US" w:bidi="en_US"/>
-          </w:rPr>
-          <w:rPr>
-            <w:color w:val="0000EE"/>
-            <w:u w:val="single"/>
-          </w:rPr>
-          <w:t>Jer 25:11–12</w:t>
-        </w:r>
-      </w:hyperlink>
-      <w:r>
-        <w:rPr>
-          <w:lang w:val="en_US" w:bidi="en_US"/>
-        </w:rPr>
-        <w:t xml:space="preserve">; </w:t>
-      </w:r>
-      <w:hyperlink r:id="rId18">
-        <w:r>
-          <w:rPr>
-            <w:lang w:val="en_US" w:bidi="en_US"/>
-          </w:rPr>
-          <w:rPr>
-            <w:color w:val="0000EE"/>
-            <w:u w:val="single"/>
-          </w:rPr>
-          <w:t>29:10–11</w:t>
-        </w:r>
-      </w:hyperlink>
-      <w:r>
-        <w:rPr>
-          <w:lang w:val="en_US" w:bidi="en_US"/>
-        </w:rPr>
-        <w:t>) and answered Daniel’s prayer earlier that same year (</w:t>
-      </w:r>
-      <w:hyperlink r:id="rId29">
-        <w:r>
-          <w:rPr>
-            <w:lang w:val="en_US" w:bidi="en_US"/>
-          </w:rPr>
-          <w:rPr>
-            <w:color w:val="0000EE"/>
-            <w:u w:val="single"/>
-          </w:rPr>
-          <w:t>Dan 9:1–19</w:t>
-        </w:r>
-      </w:hyperlink>
-      <w:r>
-        <w:rPr>
-          <w:lang w:val="en_US" w:bidi="en_US"/>
-        </w:rPr>
-        <w:t>). After seventy years of servitude, God’s people were being restored.</w:t>
+        <w:t xml:space="preserve">At the same time, the Babylonians continued to destroy Judah and Jerusalem. In 597 BC, they took more Israelites to Babylon. In 586 BC, they destroyed Jerusalem. After 586 BC, Judah was no longer a nation. </w:t>
       </w:r>
     </w:p>
     <w:p>
@@ -668,18 +470,43 @@
         <w:rPr>
           <w:lang w:val="en_US" w:bidi="en_US"/>
         </w:rPr>
-        <w:t>The Lord gave his holy people encouragement for the future through Daniel by painting the canvas of history with visions and dreams. God spoke to give his people new hope as they faced a threatening future.</w:t>
-      </w:r>
-    </w:p>
-    <w:p>
-      <w:pPr>
-        <w:pStyle w:val="Heading2"/>
-      </w:pPr>
-      <w:r>
-        <w:rPr>
-          <w:lang w:val="en_US" w:bidi="en_US"/>
-        </w:rPr>
-        <w:t>Summary</w:t>
+        <w:t xml:space="preserve">God’s people were weak and without hope. At this very low point, they became “the tail” of the nations, not “the head,” as God had warned (see </w:t>
+      </w:r>
+      <w:hyperlink r:id="rId21">
+        <w:r>
+          <w:rPr>
+            <w:lang w:val="en_US" w:bidi="en_US"/>
+          </w:rPr>
+          <w:rPr>
+            <w:color w:val="0000EE"/>
+            <w:u w:val="single"/>
+          </w:rPr>
+          <w:t>Deuteronomy 28:13</w:t>
+        </w:r>
+      </w:hyperlink>
+      <w:r>
+        <w:rPr>
+          <w:lang w:val="en_US" w:bidi="en_US"/>
+        </w:rPr>
+        <w:t xml:space="preserve">, </w:t>
+      </w:r>
+      <w:hyperlink r:id="rId22">
+        <w:r>
+          <w:rPr>
+            <w:lang w:val="en_US" w:bidi="en_US"/>
+          </w:rPr>
+          <w:rPr>
+            <w:color w:val="0000EE"/>
+            <w:u w:val="single"/>
+          </w:rPr>
+          <w:t>44</w:t>
+        </w:r>
+      </w:hyperlink>
+      <w:r>
+        <w:rPr>
+          <w:lang w:val="en_US" w:bidi="en_US"/>
+        </w:rPr>
+        <w:t>). It seemed that Babylon might absorb them completely. They could have disappeared from history.</w:t>
       </w:r>
     </w:p>
     <w:p>
@@ -693,133 +520,25 @@
         <w:rPr>
           <w:lang w:val="en_US" w:bidi="en_US"/>
         </w:rPr>
-        <w:t xml:space="preserve">The book of Daniel covers the period from 605 BC to around 535 BC. </w:t>
-      </w:r>
-      <w:hyperlink r:id="rId30">
-        <w:r>
-          <w:rPr>
-            <w:lang w:val="en_US" w:bidi="en_US"/>
-          </w:rPr>
-          <w:rPr>
-            <w:color w:val="0000EE"/>
-            <w:u w:val="single"/>
-          </w:rPr>
-          <w:t>Chapters 1–6</w:t>
-        </w:r>
-      </w:hyperlink>
-      <w:r>
-        <w:rPr>
-          <w:lang w:val="en_US" w:bidi="en_US"/>
-        </w:rPr>
-        <w:t xml:space="preserve"> feature events and stories that demonstrate God’s faithfulness to Daniel and his friends as they remained faithful to God and his law. Three times, the Hebrew captives were faced with royal decrees that went against God’s law (</w:t>
-      </w:r>
-      <w:hyperlink r:id="rId31">
-        <w:r>
-          <w:rPr>
-            <w:lang w:val="en_US" w:bidi="en_US"/>
-          </w:rPr>
-          <w:rPr>
-            <w:color w:val="0000EE"/>
-            <w:u w:val="single"/>
-          </w:rPr>
-          <w:t>chs 1</w:t>
-        </w:r>
-      </w:hyperlink>
-      <w:r>
-        <w:rPr>
-          <w:lang w:val="en_US" w:bidi="en_US"/>
-        </w:rPr>
-        <w:t xml:space="preserve">, </w:t>
-      </w:r>
-      <w:hyperlink r:id="rId32">
-        <w:r>
-          <w:rPr>
-            <w:lang w:val="en_US" w:bidi="en_US"/>
-          </w:rPr>
-          <w:rPr>
-            <w:color w:val="0000EE"/>
-            <w:u w:val="single"/>
-          </w:rPr>
-          <w:t>3</w:t>
-        </w:r>
-      </w:hyperlink>
-      <w:r>
-        <w:rPr>
-          <w:lang w:val="en_US" w:bidi="en_US"/>
-        </w:rPr>
-        <w:t xml:space="preserve">, </w:t>
-      </w:r>
-      <w:hyperlink r:id="rId33">
-        <w:r>
-          <w:rPr>
-            <w:lang w:val="en_US" w:bidi="en_US"/>
-          </w:rPr>
-          <w:rPr>
-            <w:color w:val="0000EE"/>
-            <w:u w:val="single"/>
-          </w:rPr>
-          <w:t>6</w:t>
-        </w:r>
-      </w:hyperlink>
-      <w:r>
-        <w:rPr>
-          <w:lang w:val="en_US" w:bidi="en_US"/>
-        </w:rPr>
-        <w:t>); all three times, they exhibited wisdom while obeying God, and he saved them from harm. Three times, God spoke through Daniel to interpret revelations he had given to pagan kings (</w:t>
-      </w:r>
-      <w:hyperlink r:id="rId34">
-        <w:r>
-          <w:rPr>
-            <w:lang w:val="en_US" w:bidi="en_US"/>
-          </w:rPr>
-          <w:rPr>
-            <w:color w:val="0000EE"/>
-            <w:u w:val="single"/>
-          </w:rPr>
-          <w:t>chs 2</w:t>
-        </w:r>
-      </w:hyperlink>
-      <w:r>
-        <w:rPr>
-          <w:lang w:val="en_US" w:bidi="en_US"/>
-        </w:rPr>
-        <w:t xml:space="preserve">, </w:t>
-      </w:r>
-      <w:hyperlink r:id="rId35">
-        <w:r>
-          <w:rPr>
-            <w:lang w:val="en_US" w:bidi="en_US"/>
-          </w:rPr>
-          <w:rPr>
-            <w:color w:val="0000EE"/>
-            <w:u w:val="single"/>
-          </w:rPr>
-          <w:t>4</w:t>
-        </w:r>
-      </w:hyperlink>
-      <w:r>
-        <w:rPr>
-          <w:lang w:val="en_US" w:bidi="en_US"/>
-        </w:rPr>
-        <w:t xml:space="preserve">, </w:t>
-      </w:r>
-      <w:hyperlink r:id="rId36">
-        <w:r>
-          <w:rPr>
-            <w:lang w:val="en_US" w:bidi="en_US"/>
-          </w:rPr>
-          <w:rPr>
-            <w:color w:val="0000EE"/>
-            <w:u w:val="single"/>
-          </w:rPr>
-          <w:t>5</w:t>
-        </w:r>
-      </w:hyperlink>
-      <w:r>
-        <w:rPr>
-          <w:lang w:val="en_US" w:bidi="en_US"/>
-        </w:rPr>
-        <w:t>). Daniel’s words and subsequent events showed that God wields ultimate power and authority on earth.</w:t>
+        <w:t>God had promised that Abraham’s descendants would bless all nations. But now that promise seemed impossible (</w:t>
+      </w:r>
+      <w:hyperlink r:id="rId23">
+        <w:r>
+          <w:rPr>
+            <w:lang w:val="en_US" w:bidi="en_US"/>
+          </w:rPr>
+          <w:rPr>
+            <w:color w:val="0000EE"/>
+            <w:u w:val="single"/>
+          </w:rPr>
+          <w:t>Genesis 12:1–3</w:t>
+        </w:r>
+      </w:hyperlink>
+      <w:r>
+        <w:rPr>
+          <w:lang w:val="en_US" w:bidi="en_US"/>
+        </w:rPr>
+        <w:t>). The great Gentile powers of the ancient Near East ruled the world. First Assyria ruled. Then Babylon ruled.</w:t>
       </w:r>
     </w:p>
     <w:p>
@@ -833,126 +552,43 @@
         <w:rPr>
           <w:lang w:val="en_US" w:bidi="en_US"/>
         </w:rPr>
-        <w:t xml:space="preserve">In </w:t>
-      </w:r>
-      <w:hyperlink r:id="rId37">
-        <w:r>
-          <w:rPr>
-            <w:lang w:val="en_US" w:bidi="en_US"/>
-          </w:rPr>
-          <w:rPr>
-            <w:color w:val="0000EE"/>
-            <w:u w:val="single"/>
-          </w:rPr>
-          <w:t>chapters 7–12</w:t>
-        </w:r>
-      </w:hyperlink>
-      <w:r>
-        <w:rPr>
-          <w:lang w:val="en_US" w:bidi="en_US"/>
-        </w:rPr>
-        <w:t xml:space="preserve">, the focus shifts to God’s sovereignty over the course of history. </w:t>
-      </w:r>
-      <w:hyperlink r:id="rId38">
-        <w:r>
-          <w:rPr>
-            <w:lang w:val="en_US" w:bidi="en_US"/>
-          </w:rPr>
-          <w:rPr>
-            <w:color w:val="0000EE"/>
-            <w:u w:val="single"/>
-          </w:rPr>
-          <w:t>Chapter 7</w:t>
-        </w:r>
-      </w:hyperlink>
-      <w:r>
-        <w:rPr>
-          <w:lang w:val="en_US" w:bidi="en_US"/>
-        </w:rPr>
-        <w:t xml:space="preserve"> uses animal symbolism to tell the same story found in </w:t>
-      </w:r>
-      <w:hyperlink r:id="rId34">
-        <w:r>
-          <w:rPr>
-            <w:lang w:val="en_US" w:bidi="en_US"/>
-          </w:rPr>
-          <w:rPr>
-            <w:color w:val="0000EE"/>
-            <w:u w:val="single"/>
-          </w:rPr>
-          <w:t>chapter 2</w:t>
-        </w:r>
-      </w:hyperlink>
-      <w:r>
-        <w:rPr>
-          <w:lang w:val="en_US" w:bidi="en_US"/>
-        </w:rPr>
-        <w:t>: World history will culminate in the establishment of God’s Kingdom, but first there will be fierce opposition to God and his purposes. Chapter 8 highlights the roles of Persia and Greece, culminating in the acts of a wicked ruler who opposes God’s people. Chapter 9 features Daniel’s marvelous prayer that is inspired by Jeremiah’s prophecy of seventy years of servitude (</w:t>
-      </w:r>
-      <w:hyperlink r:id="rId39">
-        <w:r>
-          <w:rPr>
-            <w:lang w:val="en_US" w:bidi="en_US"/>
-          </w:rPr>
-          <w:rPr>
-            <w:color w:val="0000EE"/>
-            <w:u w:val="single"/>
-          </w:rPr>
-          <w:t>9:1–2</w:t>
-        </w:r>
-      </w:hyperlink>
-      <w:r>
-        <w:rPr>
-          <w:lang w:val="en_US" w:bidi="en_US"/>
-        </w:rPr>
-        <w:t xml:space="preserve">). The prayer touched God’s heart and helped to end the Exile. As a result of the prayer, the angel Gabriel is sent to Daniel to reveal the coming seventy sets of seven, an overview of God’s plan to establish his people and deal with their oppressors. In </w:t>
-      </w:r>
-      <w:hyperlink r:id="rId40">
-        <w:r>
-          <w:rPr>
-            <w:lang w:val="en_US" w:bidi="en_US"/>
-          </w:rPr>
-          <w:rPr>
-            <w:color w:val="0000EE"/>
-            <w:u w:val="single"/>
-          </w:rPr>
-          <w:t>chapters 10–12</w:t>
-        </w:r>
-      </w:hyperlink>
-      <w:r>
-        <w:rPr>
-          <w:lang w:val="en_US" w:bidi="en_US"/>
-        </w:rPr>
-        <w:t>, the book concludes with a final vision that portrays history from the third year of Cyrus (536 BC), to the time of Greece and Rome, and on to the time of the resurrection. Daniel was faithful to his calling, and God promises that he will be raised in the end (</w:t>
-      </w:r>
-      <w:hyperlink r:id="rId41">
-        <w:r>
-          <w:rPr>
-            <w:lang w:val="en_US" w:bidi="en_US"/>
-          </w:rPr>
-          <w:rPr>
-            <w:color w:val="0000EE"/>
-            <w:u w:val="single"/>
-          </w:rPr>
-          <w:t>12:13</w:t>
-        </w:r>
-      </w:hyperlink>
-      <w:r>
-        <w:rPr>
-          <w:lang w:val="en_US" w:bidi="en_US"/>
-        </w:rPr>
-        <w:t>).</w:t>
-      </w:r>
-    </w:p>
-    <w:p>
-      <w:pPr>
-        <w:pStyle w:val="Heading2"/>
-      </w:pPr>
-      <w:r>
-        <w:rPr>
-          <w:lang w:val="en_US" w:bidi="en_US"/>
-        </w:rPr>
-        <w:t>Authorship and Date</w:t>
+        <w:t>What would happen to Israel in exile? What would happen to God’s promises to Abraham, Isaac, Jacob, Moses, and David (</w:t>
+      </w:r>
+      <w:hyperlink r:id="rId24">
+        <w:r>
+          <w:rPr>
+            <w:lang w:val="en_US" w:bidi="en_US"/>
+          </w:rPr>
+          <w:rPr>
+            <w:color w:val="0000EE"/>
+            <w:u w:val="single"/>
+          </w:rPr>
+          <w:t>Exodus 19–20</w:t>
+        </w:r>
+      </w:hyperlink>
+      <w:r>
+        <w:rPr>
+          <w:lang w:val="en_US" w:bidi="en_US"/>
+        </w:rPr>
+        <w:t xml:space="preserve">; </w:t>
+      </w:r>
+      <w:hyperlink r:id="rId25">
+        <w:r>
+          <w:rPr>
+            <w:lang w:val="en_US" w:bidi="en_US"/>
+          </w:rPr>
+          <w:rPr>
+            <w:color w:val="0000EE"/>
+            <w:u w:val="single"/>
+          </w:rPr>
+          <w:t>2 Samuel 7:1–29</w:t>
+        </w:r>
+      </w:hyperlink>
+      <w:r>
+        <w:rPr>
+          <w:lang w:val="en_US" w:bidi="en_US"/>
+        </w:rPr>
+        <w:t>)? Would God act on the hopeful words he had spoken through his prophets? How would God rescue his people from exile?</w:t>
       </w:r>
     </w:p>
     <w:p>
@@ -966,115 +602,25 @@
         <w:rPr>
           <w:lang w:val="en_US" w:bidi="en_US"/>
         </w:rPr>
-        <w:t>Scholars have endlessly debated the date at which the book of Daniel was put into its final form. Most conservative scholars argue that Daniel wrote the book in the late 500s BC. The book claims to be predictive prophecy (</w:t>
-      </w:r>
-      <w:hyperlink r:id="rId42">
-        <w:r>
-          <w:rPr>
-            <w:lang w:val="en_US" w:bidi="en_US"/>
-          </w:rPr>
-          <w:rPr>
-            <w:color w:val="0000EE"/>
-            <w:u w:val="single"/>
-          </w:rPr>
-          <w:t>2:29–31</w:t>
-        </w:r>
-      </w:hyperlink>
-      <w:r>
-        <w:rPr>
-          <w:lang w:val="en_US" w:bidi="en_US"/>
-        </w:rPr>
-        <w:t xml:space="preserve">; </w:t>
-      </w:r>
-      <w:hyperlink r:id="rId43">
-        <w:r>
-          <w:rPr>
-            <w:lang w:val="en_US" w:bidi="en_US"/>
-          </w:rPr>
-          <w:rPr>
-            <w:color w:val="0000EE"/>
-            <w:u w:val="single"/>
-          </w:rPr>
-          <w:t>4:24</w:t>
-        </w:r>
-      </w:hyperlink>
-      <w:r>
-        <w:rPr>
-          <w:lang w:val="en_US" w:bidi="en_US"/>
-        </w:rPr>
-        <w:t xml:space="preserve">; </w:t>
-      </w:r>
-      <w:hyperlink r:id="rId37">
-        <w:r>
-          <w:rPr>
-            <w:lang w:val="en_US" w:bidi="en_US"/>
-          </w:rPr>
-          <w:rPr>
-            <w:color w:val="0000EE"/>
-            <w:u w:val="single"/>
-          </w:rPr>
-          <w:t>7:1–12:13</w:t>
-        </w:r>
-      </w:hyperlink>
-      <w:r>
-        <w:rPr>
-          <w:lang w:val="en_US" w:bidi="en_US"/>
-        </w:rPr>
-        <w:t>), and the author places Daniel in the 500s (</w:t>
-      </w:r>
-      <w:hyperlink r:id="rId44">
-        <w:r>
-          <w:rPr>
-            <w:lang w:val="en_US" w:bidi="en_US"/>
-          </w:rPr>
-          <w:rPr>
-            <w:color w:val="0000EE"/>
-            <w:u w:val="single"/>
-          </w:rPr>
-          <w:t>2:1</w:t>
-        </w:r>
-      </w:hyperlink>
-      <w:r>
-        <w:rPr>
-          <w:lang w:val="en_US" w:bidi="en_US"/>
-        </w:rPr>
-        <w:t xml:space="preserve">; </w:t>
-      </w:r>
-      <w:hyperlink r:id="rId45">
-        <w:r>
-          <w:rPr>
-            <w:lang w:val="en_US" w:bidi="en_US"/>
-          </w:rPr>
-          <w:rPr>
-            <w:color w:val="0000EE"/>
-            <w:u w:val="single"/>
-          </w:rPr>
-          <w:t>5:1</w:t>
-        </w:r>
-      </w:hyperlink>
-      <w:r>
-        <w:rPr>
-          <w:lang w:val="en_US" w:bidi="en_US"/>
-        </w:rPr>
-        <w:t xml:space="preserve">; </w:t>
-      </w:r>
-      <w:hyperlink r:id="rId46">
-        <w:r>
-          <w:rPr>
-            <w:lang w:val="en_US" w:bidi="en_US"/>
-          </w:rPr>
-          <w:rPr>
-            <w:color w:val="0000EE"/>
-            <w:u w:val="single"/>
-          </w:rPr>
-          <w:t>10:1</w:t>
-        </w:r>
-      </w:hyperlink>
-      <w:r>
-        <w:rPr>
-          <w:lang w:val="en_US" w:bidi="en_US"/>
-        </w:rPr>
-        <w:t>). The book displays excellent knowledge of Babylonian history, although some historical issues do arise.</w:t>
+        <w:t>Daniel stayed faithful to God. He honored his people and brought glory to God. He did this through the rule of several Babylonian kings, until the end of the Babylonian exile. While God’s people suffered the “death of exile” (</w:t>
+      </w:r>
+      <w:hyperlink r:id="rId26">
+        <w:r>
+          <w:rPr>
+            <w:lang w:val="en_US" w:bidi="en_US"/>
+          </w:rPr>
+          <w:rPr>
+            <w:color w:val="0000EE"/>
+            <w:u w:val="single"/>
+          </w:rPr>
+          <w:t>Ezekiel 37</w:t>
+        </w:r>
+      </w:hyperlink>
+      <w:r>
+        <w:rPr>
+          <w:lang w:val="en_US" w:bidi="en_US"/>
+        </w:rPr>
+        <w:t>), God showed Daniel visions about the future. In these visions, a coming King would receive power and rule forever.</w:t>
       </w:r>
     </w:p>
     <w:p>
@@ -1088,25 +634,97 @@
         <w:rPr>
           <w:lang w:val="en_US" w:bidi="en_US"/>
         </w:rPr>
-        <w:t xml:space="preserve">Other scholars argue for dating the book around 164 BC, primarily because Daniel describes events down to about that time—the predictions in </w:t>
-      </w:r>
-      <w:hyperlink r:id="rId47">
-        <w:r>
-          <w:rPr>
-            <w:lang w:val="en_US" w:bidi="en_US"/>
-          </w:rPr>
-          <w:rPr>
-            <w:color w:val="0000EE"/>
-            <w:u w:val="single"/>
-          </w:rPr>
-          <w:t>11:1–35</w:t>
-        </w:r>
-      </w:hyperlink>
-      <w:r>
-        <w:rPr>
-          <w:lang w:val="en_US" w:bidi="en_US"/>
-        </w:rPr>
-        <w:t xml:space="preserve"> are thought to be much too detailed about events that occurred between 190 and 164 BC to have been given 300 years beforehand.</w:t>
+        <w:t>In 539 BC, Cyrus of Persia surprised the world by invading Babylon. He entered the capital city and defeated it. He also defeated its evil ruler, Belshazzar. This happened just as the prophet Isaiah had said (</w:t>
+      </w:r>
+      <w:hyperlink r:id="rId27">
+        <w:r>
+          <w:rPr>
+            <w:lang w:val="en_US" w:bidi="en_US"/>
+          </w:rPr>
+          <w:rPr>
+            <w:color w:val="0000EE"/>
+            <w:u w:val="single"/>
+          </w:rPr>
+          <w:t>Isaiah 44:26–45:7</w:t>
+        </w:r>
+      </w:hyperlink>
+      <w:r>
+        <w:rPr>
+          <w:lang w:val="en_US" w:bidi="en_US"/>
+        </w:rPr>
+        <w:t xml:space="preserve">). Daniel witnessed the announcement that allowed captive peoples to return to their homes (see </w:t>
+      </w:r>
+      <w:hyperlink r:id="rId28">
+        <w:r>
+          <w:rPr>
+            <w:lang w:val="en_US" w:bidi="en_US"/>
+          </w:rPr>
+          <w:rPr>
+            <w:color w:val="0000EE"/>
+            <w:u w:val="single"/>
+          </w:rPr>
+          <w:t>Ezra 1:2–4</w:t>
+        </w:r>
+      </w:hyperlink>
+      <w:r>
+        <w:rPr>
+          <w:lang w:val="en_US" w:bidi="en_US"/>
+        </w:rPr>
+        <w:t>). This fulfilled Jeremiah’s prophecy and answered Daniel’s prayer from earlier that same year (</w:t>
+      </w:r>
+      <w:hyperlink r:id="rId17">
+        <w:r>
+          <w:rPr>
+            <w:lang w:val="en_US" w:bidi="en_US"/>
+          </w:rPr>
+          <w:rPr>
+            <w:color w:val="0000EE"/>
+            <w:u w:val="single"/>
+          </w:rPr>
+          <w:t>Jeremiah 25:11–12</w:t>
+        </w:r>
+      </w:hyperlink>
+      <w:r>
+        <w:rPr>
+          <w:lang w:val="en_US" w:bidi="en_US"/>
+        </w:rPr>
+        <w:t xml:space="preserve">; </w:t>
+      </w:r>
+      <w:hyperlink r:id="rId18">
+        <w:r>
+          <w:rPr>
+            <w:lang w:val="en_US" w:bidi="en_US"/>
+          </w:rPr>
+          <w:rPr>
+            <w:color w:val="0000EE"/>
+            <w:u w:val="single"/>
+          </w:rPr>
+          <w:t>29:10–11</w:t>
+        </w:r>
+      </w:hyperlink>
+      <w:r>
+        <w:rPr>
+          <w:lang w:val="en_US" w:bidi="en_US"/>
+        </w:rPr>
+        <w:t xml:space="preserve">; </w:t>
+      </w:r>
+      <w:hyperlink r:id="rId29">
+        <w:r>
+          <w:rPr>
+            <w:lang w:val="en_US" w:bidi="en_US"/>
+          </w:rPr>
+          <w:rPr>
+            <w:color w:val="0000EE"/>
+            <w:u w:val="single"/>
+          </w:rPr>
+          <w:t>Daniel 9:1–19</w:t>
+        </w:r>
+      </w:hyperlink>
+      <w:r>
+        <w:rPr>
+          <w:lang w:val="en_US" w:bidi="en_US"/>
+        </w:rPr>
+        <w:t>). After 70 years of serving foreign rulers, God’s people were being restored.</w:t>
       </w:r>
     </w:p>
     <w:p>
@@ -1120,43 +738,18 @@
         <w:rPr>
           <w:lang w:val="en_US" w:bidi="en_US"/>
         </w:rPr>
-        <w:t>There are problems with ruling out an early date for the book, however. Above all, the book in its present form is clearly attributed to Daniel alone; a late date assumes that Daniel could not have been the author. If Daniel himself did not write the predictive prophecies, then the book’s claims lack the integrity demanded of one of God’s inspired prophets and would have faced difficulty being accepted into the Hebrew canon. One of the major claims of Daniel is that God can predict the future (</w:t>
-      </w:r>
-      <w:hyperlink r:id="rId48">
-        <w:r>
-          <w:rPr>
-            <w:lang w:val="en_US" w:bidi="en_US"/>
-          </w:rPr>
-          <w:rPr>
-            <w:color w:val="0000EE"/>
-            <w:u w:val="single"/>
-          </w:rPr>
-          <w:t>2:27–29</w:t>
-        </w:r>
-      </w:hyperlink>
-      <w:r>
-        <w:rPr>
-          <w:lang w:val="en_US" w:bidi="en_US"/>
-        </w:rPr>
-        <w:t xml:space="preserve">; </w:t>
-      </w:r>
-      <w:hyperlink r:id="rId49">
-        <w:r>
-          <w:rPr>
-            <w:lang w:val="en_US" w:bidi="en_US"/>
-          </w:rPr>
-          <w:rPr>
-            <w:color w:val="0000EE"/>
-            <w:u w:val="single"/>
-          </w:rPr>
-          <w:t>10:21</w:t>
-        </w:r>
-      </w:hyperlink>
-      <w:r>
-        <w:rPr>
-          <w:lang w:val="en_US" w:bidi="en_US"/>
-        </w:rPr>
-        <w:t>). Without denying that the precision of detail is remarkable, these predictions should not be assumed to be impossible: Who is to say with what detail God may reveal the future to his prophets?</w:t>
+        <w:t>The Lord gave his holy people hope for the future through Daniel. God used visions and dreams to show his plan for history. God spoke to give his people new hope as they faced a difficult and dangerous future.</w:t>
+      </w:r>
+    </w:p>
+    <w:p>
+      <w:pPr>
+        <w:pStyle w:val="Heading2"/>
+      </w:pPr>
+      <w:r>
+        <w:rPr>
+          <w:lang w:val="en_US" w:bidi="en_US"/>
+        </w:rPr>
+        <w:t>Summary</w:t>
       </w:r>
     </w:p>
     <w:p>
@@ -1170,7 +763,7 @@
         <w:rPr>
           <w:lang w:val="en_US" w:bidi="en_US"/>
         </w:rPr>
-        <w:t>Daniel’s visions also have characteristics of apocalyptic literature. Apocalyptic literature was especially popular among Jewish writings of the intertestamental period (after 400 BC), so it has been said that the book could not have been written prior to that time. However, recent studies have argued that apocalyptic thinking is present in biblical books from the exilic period. Therefore it is possible to think of Daniel as serving as a model for the later apocalypses.</w:t>
+        <w:t xml:space="preserve">The book of Daniel covers the years from 605 BC to about 535 BC. </w:t>
       </w:r>
     </w:p>
     <w:p>
@@ -1180,22 +773,131 @@
           <w:lang w:val="en_US" w:bidi="en_US"/>
         </w:rPr>
       </w:r>
-      <w:r>
-        <w:rPr>
-          <w:lang w:val="en_US" w:bidi="en_US"/>
-        </w:rPr>
-        <w:t>In summary, it is not implausible to view the book of Daniel as having been written in the 500s BC by Daniel himself. The arguments for later authorship are not without problems, and the traditional viewpoint is consistent with the book’s character as inspired predictive prophecy.</w:t>
-      </w:r>
-    </w:p>
-    <w:p>
-      <w:pPr>
-        <w:pStyle w:val="Heading2"/>
-      </w:pPr>
-      <w:r>
-        <w:rPr>
-          <w:lang w:val="en_US" w:bidi="en_US"/>
-        </w:rPr>
-        <w:t>Daniel as Literature</w:t>
+      <w:hyperlink r:id="rId30">
+        <w:r>
+          <w:rPr>
+            <w:lang w:val="en_US" w:bidi="en_US"/>
+          </w:rPr>
+          <w:rPr>
+            <w:color w:val="0000EE"/>
+            <w:u w:val="single"/>
+          </w:rPr>
+          <w:t>Chapters 1–6</w:t>
+        </w:r>
+      </w:hyperlink>
+      <w:r>
+        <w:rPr>
+          <w:lang w:val="en_US" w:bidi="en_US"/>
+        </w:rPr>
+        <w:t xml:space="preserve"> tell about events that show God’s faithfulness to Daniel and his friends. They stayed faithful to God and his law. Three times, the Hebrew captives faced royal commands that went against God’s law (</w:t>
+      </w:r>
+      <w:hyperlink r:id="rId31">
+        <w:r>
+          <w:rPr>
+            <w:lang w:val="en_US" w:bidi="en_US"/>
+          </w:rPr>
+          <w:rPr>
+            <w:color w:val="0000EE"/>
+            <w:u w:val="single"/>
+          </w:rPr>
+          <w:t>chapters 1</w:t>
+        </w:r>
+      </w:hyperlink>
+      <w:r>
+        <w:rPr>
+          <w:lang w:val="en_US" w:bidi="en_US"/>
+        </w:rPr>
+        <w:t xml:space="preserve">, </w:t>
+      </w:r>
+      <w:hyperlink r:id="rId32">
+        <w:r>
+          <w:rPr>
+            <w:lang w:val="en_US" w:bidi="en_US"/>
+          </w:rPr>
+          <w:rPr>
+            <w:color w:val="0000EE"/>
+            <w:u w:val="single"/>
+          </w:rPr>
+          <w:t>3</w:t>
+        </w:r>
+      </w:hyperlink>
+      <w:r>
+        <w:rPr>
+          <w:lang w:val="en_US" w:bidi="en_US"/>
+        </w:rPr>
+        <w:t xml:space="preserve">, </w:t>
+      </w:r>
+      <w:hyperlink r:id="rId33">
+        <w:r>
+          <w:rPr>
+            <w:lang w:val="en_US" w:bidi="en_US"/>
+          </w:rPr>
+          <w:rPr>
+            <w:color w:val="0000EE"/>
+            <w:u w:val="single"/>
+          </w:rPr>
+          <w:t>6</w:t>
+        </w:r>
+      </w:hyperlink>
+      <w:r>
+        <w:rPr>
+          <w:lang w:val="en_US" w:bidi="en_US"/>
+        </w:rPr>
+        <w:t>). Each time, they showed wisdom and obeyed God. God saved them from harm. Three times, God spoke through Daniel to explain messages he had given to pagan kings (</w:t>
+      </w:r>
+      <w:hyperlink r:id="rId34">
+        <w:r>
+          <w:rPr>
+            <w:lang w:val="en_US" w:bidi="en_US"/>
+          </w:rPr>
+          <w:rPr>
+            <w:color w:val="0000EE"/>
+            <w:u w:val="single"/>
+          </w:rPr>
+          <w:t>chapters 2</w:t>
+        </w:r>
+      </w:hyperlink>
+      <w:r>
+        <w:rPr>
+          <w:lang w:val="en_US" w:bidi="en_US"/>
+        </w:rPr>
+        <w:t xml:space="preserve">, </w:t>
+      </w:r>
+      <w:hyperlink r:id="rId35">
+        <w:r>
+          <w:rPr>
+            <w:lang w:val="en_US" w:bidi="en_US"/>
+          </w:rPr>
+          <w:rPr>
+            <w:color w:val="0000EE"/>
+            <w:u w:val="single"/>
+          </w:rPr>
+          <w:t>4</w:t>
+        </w:r>
+      </w:hyperlink>
+      <w:r>
+        <w:rPr>
+          <w:lang w:val="en_US" w:bidi="en_US"/>
+        </w:rPr>
+        <w:t xml:space="preserve">, </w:t>
+      </w:r>
+      <w:hyperlink r:id="rId36">
+        <w:r>
+          <w:rPr>
+            <w:lang w:val="en_US" w:bidi="en_US"/>
+          </w:rPr>
+          <w:rPr>
+            <w:color w:val="0000EE"/>
+            <w:u w:val="single"/>
+          </w:rPr>
+          <w:t>5</w:t>
+        </w:r>
+      </w:hyperlink>
+      <w:r>
+        <w:rPr>
+          <w:lang w:val="en_US" w:bidi="en_US"/>
+        </w:rPr>
+        <w:t>). Daniel’s words, and the events that followed, showed that God has final power and authority over the earth.</w:t>
       </w:r>
     </w:p>
     <w:p>
@@ -1209,7 +911,61 @@
         <w:rPr>
           <w:lang w:val="en_US" w:bidi="en_US"/>
         </w:rPr>
-        <w:t>Daniel contains history, but it contains much more. It teaches the theological lessons of history by going behind earthly events to demonstrate their true meaning and significance. It shows God’s hand and plan in history by the way it reports events.</w:t>
+        <w:t xml:space="preserve">In </w:t>
+      </w:r>
+      <w:hyperlink r:id="rId37">
+        <w:r>
+          <w:rPr>
+            <w:lang w:val="en_US" w:bidi="en_US"/>
+          </w:rPr>
+          <w:rPr>
+            <w:color w:val="0000EE"/>
+            <w:u w:val="single"/>
+          </w:rPr>
+          <w:t>chapters 7–12</w:t>
+        </w:r>
+      </w:hyperlink>
+      <w:r>
+        <w:rPr>
+          <w:lang w:val="en_US" w:bidi="en_US"/>
+        </w:rPr>
+        <w:t xml:space="preserve">, the focus shifts to God's rule over all history. </w:t>
+      </w:r>
+      <w:hyperlink r:id="rId38">
+        <w:r>
+          <w:rPr>
+            <w:lang w:val="en_US" w:bidi="en_US"/>
+          </w:rPr>
+          <w:rPr>
+            <w:color w:val="0000EE"/>
+            <w:u w:val="single"/>
+          </w:rPr>
+          <w:t>Chapter 7</w:t>
+        </w:r>
+      </w:hyperlink>
+      <w:r>
+        <w:rPr>
+          <w:lang w:val="en_US" w:bidi="en_US"/>
+        </w:rPr>
+        <w:t xml:space="preserve"> uses animals as symbols. It tells the same main story as </w:t>
+      </w:r>
+      <w:hyperlink r:id="rId34">
+        <w:r>
+          <w:rPr>
+            <w:lang w:val="en_US" w:bidi="en_US"/>
+          </w:rPr>
+          <w:rPr>
+            <w:color w:val="0000EE"/>
+            <w:u w:val="single"/>
+          </w:rPr>
+          <w:t>chapter 2.</w:t>
+        </w:r>
+      </w:hyperlink>
+      <w:r>
+        <w:rPr>
+          <w:lang w:val="en_US" w:bidi="en_US"/>
+        </w:rPr>
+        <w:t xml:space="preserve"> World history will end with the coming of God’s kingdom. But first, there will be strong opposition to God and his purposes.</w:t>
       </w:r>
     </w:p>
     <w:p>
@@ -1219,101 +975,23 @@
           <w:lang w:val="en_US" w:bidi="en_US"/>
         </w:rPr>
       </w:r>
-      <w:r>
-        <w:rPr>
-          <w:lang w:val="en_US" w:bidi="en_US"/>
-        </w:rPr>
-        <w:t>Daniel as Wisdom Literature. Daniel is a book of wisdom intended to make God’s people wise in God’s ways. The wise person is purified through suffering, seeks the path of righteousness, and leads others into that way (</w:t>
-      </w:r>
-      <w:hyperlink r:id="rId50">
-        <w:r>
-          <w:rPr>
-            <w:lang w:val="en_US" w:bidi="en_US"/>
-          </w:rPr>
-          <w:rPr>
-            <w:color w:val="0000EE"/>
-            <w:u w:val="single"/>
-          </w:rPr>
-          <w:t>11:33–35</w:t>
-        </w:r>
-      </w:hyperlink>
-      <w:r>
-        <w:rPr>
-          <w:lang w:val="en_US" w:bidi="en_US"/>
-        </w:rPr>
-        <w:t xml:space="preserve">; </w:t>
-      </w:r>
-      <w:hyperlink r:id="rId51">
-        <w:r>
-          <w:rPr>
-            <w:lang w:val="en_US" w:bidi="en_US"/>
-          </w:rPr>
-          <w:rPr>
-            <w:color w:val="0000EE"/>
-            <w:u w:val="single"/>
-          </w:rPr>
-          <w:t>12:3</w:t>
-        </w:r>
-      </w:hyperlink>
-      <w:r>
-        <w:rPr>
-          <w:lang w:val="en_US" w:bidi="en_US"/>
-        </w:rPr>
-        <w:t>). The wise person knows that God Most High is the God of gods, that he holds the future in his hands, and that he can rescue his people from any danger (</w:t>
-      </w:r>
-      <w:hyperlink r:id="rId52">
-        <w:r>
-          <w:rPr>
-            <w:lang w:val="en_US" w:bidi="en_US"/>
-          </w:rPr>
-          <w:rPr>
-            <w:color w:val="0000EE"/>
-            <w:u w:val="single"/>
-          </w:rPr>
-          <w:t>3:16–18</w:t>
-        </w:r>
-      </w:hyperlink>
-      <w:r>
-        <w:rPr>
-          <w:lang w:val="en_US" w:bidi="en_US"/>
-        </w:rPr>
-        <w:t xml:space="preserve">; </w:t>
-      </w:r>
-      <w:hyperlink r:id="rId53">
-        <w:r>
-          <w:rPr>
-            <w:lang w:val="en_US" w:bidi="en_US"/>
-          </w:rPr>
-          <w:rPr>
-            <w:color w:val="0000EE"/>
-            <w:u w:val="single"/>
-          </w:rPr>
-          <w:t>6:21–22</w:t>
-        </w:r>
-      </w:hyperlink>
-      <w:r>
-        <w:rPr>
-          <w:lang w:val="en_US" w:bidi="en_US"/>
-        </w:rPr>
-        <w:t xml:space="preserve">; </w:t>
-      </w:r>
-      <w:hyperlink r:id="rId54">
-        <w:r>
-          <w:rPr>
-            <w:lang w:val="en_US" w:bidi="en_US"/>
-          </w:rPr>
-          <w:rPr>
-            <w:color w:val="0000EE"/>
-            <w:u w:val="single"/>
-          </w:rPr>
-          <w:t>12:1–3</w:t>
-        </w:r>
-      </w:hyperlink>
-      <w:r>
-        <w:rPr>
-          <w:lang w:val="en_US" w:bidi="en_US"/>
-        </w:rPr>
-        <w:t>).</w:t>
+      <w:hyperlink r:id="rId39">
+        <w:r>
+          <w:rPr>
+            <w:lang w:val="en_US" w:bidi="en_US"/>
+          </w:rPr>
+          <w:rPr>
+            <w:color w:val="0000EE"/>
+            <w:u w:val="single"/>
+          </w:rPr>
+          <w:t>Chapter 8</w:t>
+        </w:r>
+      </w:hyperlink>
+      <w:r>
+        <w:rPr>
+          <w:lang w:val="en_US" w:bidi="en_US"/>
+        </w:rPr>
+        <w:t xml:space="preserve"> focuses on Persia and Greece. It ends by describing the actions of a wicked ruler who opposes God’s people. </w:t>
       </w:r>
     </w:p>
     <w:p>
@@ -1323,24 +1001,41 @@
           <w:lang w:val="en_US" w:bidi="en_US"/>
         </w:rPr>
       </w:r>
-      <w:r>
-        <w:rPr>
-          <w:lang w:val="en_US" w:bidi="en_US"/>
-        </w:rPr>
-        <w:t>Daniel as Apocalyptic Literature. Certain parts of Daniel belong to a genre called apocalyptic literature (</w:t>
-      </w:r>
-      <w:r>
-        <w:rPr>
-          <w:i/>
-          <w:lang w:val="en_US" w:bidi="en_US"/>
-        </w:rPr>
-        <w:t>apocalyptic</w:t>
-      </w:r>
-      <w:r>
-        <w:rPr>
-          <w:lang w:val="en_US" w:bidi="en_US"/>
-        </w:rPr>
-        <w:t xml:space="preserve"> comes from the Greek word apokalupsis, meaning “revelation”). This genre pulls back the curtain of earthly history and reveals the activity of God, angels, and other spiritual powers behind the scenes. These activities affect historical events on the earth. Apocalyptic literature reveals reality by using rich symbolic language such that statues, animals, or horns can represent such things as kings, kingdoms, and persons.</w:t>
+      <w:hyperlink r:id="rId40">
+        <w:r>
+          <w:rPr>
+            <w:lang w:val="en_US" w:bidi="en_US"/>
+          </w:rPr>
+          <w:rPr>
+            <w:color w:val="0000EE"/>
+            <w:u w:val="single"/>
+          </w:rPr>
+          <w:t>Chapter 9</w:t>
+        </w:r>
+      </w:hyperlink>
+      <w:r>
+        <w:rPr>
+          <w:lang w:val="en_US" w:bidi="en_US"/>
+        </w:rPr>
+        <w:t xml:space="preserve"> includes Daniel’s wonderful prayer. Jeremiah’s prophecy about 70 years of serving foreign rulers led Daniel to pray (</w:t>
+      </w:r>
+      <w:hyperlink r:id="rId41">
+        <w:r>
+          <w:rPr>
+            <w:lang w:val="en_US" w:bidi="en_US"/>
+          </w:rPr>
+          <w:rPr>
+            <w:color w:val="0000EE"/>
+            <w:u w:val="single"/>
+          </w:rPr>
+          <w:t>9:1–2</w:t>
+        </w:r>
+      </w:hyperlink>
+      <w:r>
+        <w:rPr>
+          <w:lang w:val="en_US" w:bidi="en_US"/>
+        </w:rPr>
+        <w:t xml:space="preserve">). God heard Daniel’s prayer, and the exile came to an end. Because Daniel prayed, the angel Gabriel came to him. Gabriel revealed the coming "seventy weeks" (or "70 sevens"), a period in God’s plan. This vision showed how God would strengthen his people and deal with those who oppressed them. </w:t>
       </w:r>
     </w:p>
     <w:p>
@@ -1354,61 +1049,43 @@
         <w:rPr>
           <w:lang w:val="en_US" w:bidi="en_US"/>
         </w:rPr>
-        <w:t>It is important to interpret apocalyptic literature according to what its imagery intends. What is the reality and truth behind the imagery? The literary context and the historical background of a passage must be examined in order to properly interpret its symbolism. Sometimes the insights needed to interpret the imagery are found within the text (</w:t>
-      </w:r>
-      <w:hyperlink r:id="rId55">
-        <w:r>
-          <w:rPr>
-            <w:lang w:val="en_US" w:bidi="en_US"/>
-          </w:rPr>
-          <w:rPr>
-            <w:color w:val="0000EE"/>
-            <w:u w:val="single"/>
-          </w:rPr>
-          <w:t>7:1–14</w:t>
-        </w:r>
-      </w:hyperlink>
-      <w:r>
-        <w:rPr>
-          <w:lang w:val="en_US" w:bidi="en_US"/>
-        </w:rPr>
-        <w:t xml:space="preserve">, </w:t>
-      </w:r>
-      <w:hyperlink r:id="rId56">
-        <w:r>
-          <w:rPr>
-            <w:lang w:val="en_US" w:bidi="en_US"/>
-          </w:rPr>
-          <w:rPr>
-            <w:color w:val="0000EE"/>
-            <w:u w:val="single"/>
-          </w:rPr>
-          <w:t>16–17</w:t>
-        </w:r>
-      </w:hyperlink>
-      <w:r>
-        <w:rPr>
-          <w:lang w:val="en_US" w:bidi="en_US"/>
-        </w:rPr>
-        <w:t xml:space="preserve">, </w:t>
-      </w:r>
-      <w:hyperlink r:id="rId57">
-        <w:r>
-          <w:rPr>
-            <w:lang w:val="en_US" w:bidi="en_US"/>
-          </w:rPr>
-          <w:rPr>
-            <w:color w:val="0000EE"/>
-            <w:u w:val="single"/>
-          </w:rPr>
-          <w:t>23–25</w:t>
-        </w:r>
-      </w:hyperlink>
-      <w:r>
-        <w:rPr>
-          <w:lang w:val="en_US" w:bidi="en_US"/>
-        </w:rPr>
-        <w:t>). In other cases, a study of the social, political, military, or cultural milieu will yield helpful insights. For instance, studying the history of Babylon can be helpful in understanding why a certain image for Babylon (a golden head or a lion) is fitting. By going behind earthly events to demonstrate their true meaning, the book of Daniel teaches a number of theological lessons.</w:t>
+        <w:t xml:space="preserve">In </w:t>
+      </w:r>
+      <w:hyperlink r:id="rId42">
+        <w:r>
+          <w:rPr>
+            <w:lang w:val="en_US" w:bidi="en_US"/>
+          </w:rPr>
+          <w:rPr>
+            <w:color w:val="0000EE"/>
+            <w:u w:val="single"/>
+          </w:rPr>
+          <w:t>chapters 10–12</w:t>
+        </w:r>
+      </w:hyperlink>
+      <w:r>
+        <w:rPr>
+          <w:lang w:val="en_US" w:bidi="en_US"/>
+        </w:rPr>
+        <w:t>, the book ends with a final vision. This vision shows history from the third year of Cyrus in 536 BC, through the time of Greece and Rome, and on to the resurrection, when the dead will rise. Daniel was faithful to his calling. God promised that Daniel "will arise … at the end of days" (</w:t>
+      </w:r>
+      <w:hyperlink r:id="rId43">
+        <w:r>
+          <w:rPr>
+            <w:lang w:val="en_US" w:bidi="en_US"/>
+          </w:rPr>
+          <w:rPr>
+            <w:color w:val="0000EE"/>
+            <w:u w:val="single"/>
+          </w:rPr>
+          <w:t>12:13</w:t>
+        </w:r>
+      </w:hyperlink>
+      <w:r>
+        <w:rPr>
+          <w:lang w:val="en_US" w:bidi="en_US"/>
+        </w:rPr>
+        <w:t>).</w:t>
       </w:r>
     </w:p>
     <w:p>
@@ -1419,7 +1096,7 @@
         <w:rPr>
           <w:lang w:val="en_US" w:bidi="en_US"/>
         </w:rPr>
-        <w:t>The Text of Daniel</w:t>
+        <w:t>Author and Date</w:t>
       </w:r>
     </w:p>
     <w:p>
@@ -1433,18 +1110,115 @@
         <w:rPr>
           <w:lang w:val="en_US" w:bidi="en_US"/>
         </w:rPr>
-        <w:t>The ancient Greek version of Daniel and the Latin Vulgate include three passages not found in the Hebrew manuscripts. These passages are included in Roman Catholic and Orthodox editions of the Bible, but not in Protestant editions.</w:t>
-      </w:r>
-    </w:p>
-    <w:p>
-      <w:pPr>
-        <w:pStyle w:val="Heading2"/>
-      </w:pPr>
-      <w:r>
-        <w:rPr>
-          <w:lang w:val="en_US" w:bidi="en_US"/>
-        </w:rPr>
-        <w:t>Meaning and Message</w:t>
+        <w:t>Scholars have long debated when the book of Daniel reached its final form. Most conservative scholars believe Daniel wrote the book in the late 500s BC. The book presents itself as prophecy, a message from God about future events (</w:t>
+      </w:r>
+      <w:hyperlink r:id="rId44">
+        <w:r>
+          <w:rPr>
+            <w:lang w:val="en_US" w:bidi="en_US"/>
+          </w:rPr>
+          <w:rPr>
+            <w:color w:val="0000EE"/>
+            <w:u w:val="single"/>
+          </w:rPr>
+          <w:t>2:29–31</w:t>
+        </w:r>
+      </w:hyperlink>
+      <w:r>
+        <w:rPr>
+          <w:lang w:val="en_US" w:bidi="en_US"/>
+        </w:rPr>
+        <w:t xml:space="preserve">; </w:t>
+      </w:r>
+      <w:hyperlink r:id="rId45">
+        <w:r>
+          <w:rPr>
+            <w:lang w:val="en_US" w:bidi="en_US"/>
+          </w:rPr>
+          <w:rPr>
+            <w:color w:val="0000EE"/>
+            <w:u w:val="single"/>
+          </w:rPr>
+          <w:t>4:24</w:t>
+        </w:r>
+      </w:hyperlink>
+      <w:r>
+        <w:rPr>
+          <w:lang w:val="en_US" w:bidi="en_US"/>
+        </w:rPr>
+        <w:t xml:space="preserve">; </w:t>
+      </w:r>
+      <w:hyperlink r:id="rId37">
+        <w:r>
+          <w:rPr>
+            <w:lang w:val="en_US" w:bidi="en_US"/>
+          </w:rPr>
+          <w:rPr>
+            <w:color w:val="0000EE"/>
+            <w:u w:val="single"/>
+          </w:rPr>
+          <w:t>7:1–12:13</w:t>
+        </w:r>
+      </w:hyperlink>
+      <w:r>
+        <w:rPr>
+          <w:lang w:val="en_US" w:bidi="en_US"/>
+        </w:rPr>
+        <w:t>). The author also places Daniel in the 500s BC (</w:t>
+      </w:r>
+      <w:hyperlink r:id="rId46">
+        <w:r>
+          <w:rPr>
+            <w:lang w:val="en_US" w:bidi="en_US"/>
+          </w:rPr>
+          <w:rPr>
+            <w:color w:val="0000EE"/>
+            <w:u w:val="single"/>
+          </w:rPr>
+          <w:t>2:1</w:t>
+        </w:r>
+      </w:hyperlink>
+      <w:r>
+        <w:rPr>
+          <w:lang w:val="en_US" w:bidi="en_US"/>
+        </w:rPr>
+        <w:t xml:space="preserve">; </w:t>
+      </w:r>
+      <w:hyperlink r:id="rId47">
+        <w:r>
+          <w:rPr>
+            <w:lang w:val="en_US" w:bidi="en_US"/>
+          </w:rPr>
+          <w:rPr>
+            <w:color w:val="0000EE"/>
+            <w:u w:val="single"/>
+          </w:rPr>
+          <w:t>5:1</w:t>
+        </w:r>
+      </w:hyperlink>
+      <w:r>
+        <w:rPr>
+          <w:lang w:val="en_US" w:bidi="en_US"/>
+        </w:rPr>
+        <w:t xml:space="preserve">; </w:t>
+      </w:r>
+      <w:hyperlink r:id="rId48">
+        <w:r>
+          <w:rPr>
+            <w:lang w:val="en_US" w:bidi="en_US"/>
+          </w:rPr>
+          <w:rPr>
+            <w:color w:val="0000EE"/>
+            <w:u w:val="single"/>
+          </w:rPr>
+          <w:t>10:1</w:t>
+        </w:r>
+      </w:hyperlink>
+      <w:r>
+        <w:rPr>
+          <w:lang w:val="en_US" w:bidi="en_US"/>
+        </w:rPr>
+        <w:t>). The book shows strong knowledge of Babylonian history. However, some historical issues remain.</w:t>
       </w:r>
     </w:p>
     <w:p>
@@ -1458,7 +1232,410 @@
         <w:rPr>
           <w:lang w:val="en_US" w:bidi="en_US"/>
         </w:rPr>
-        <w:t>Daniel’s major theme is that God is sovereign: He will accomplish his purposes for humanity and all of creation. History is on an inexorable march toward the Kingdom of God, in which God’s sovereignty will be fully realized. God judges and rescues his people, controls history as he pleases on a universal scale, and raises up or brings down pagan kingdoms and kings. He decided when to conclude the Exile (</w:t>
+        <w:t xml:space="preserve">Other scholars say the book was written around 164 BC. They give this date mainly because Daniel describes events up to about that time. They believe the predictions in </w:t>
+      </w:r>
+      <w:hyperlink r:id="rId49">
+        <w:r>
+          <w:rPr>
+            <w:lang w:val="en_US" w:bidi="en_US"/>
+          </w:rPr>
+          <w:rPr>
+            <w:color w:val="0000EE"/>
+            <w:u w:val="single"/>
+          </w:rPr>
+          <w:t>11:1–35</w:t>
+        </w:r>
+      </w:hyperlink>
+      <w:r>
+        <w:rPr>
+          <w:lang w:val="en_US" w:bidi="en_US"/>
+        </w:rPr>
+        <w:t xml:space="preserve"> are too detailed to have been given 300 years before the events happened. These events took place between 190 and 164 BC.</w:t>
+      </w:r>
+    </w:p>
+    <w:p>
+      <w:pPr/>
+      <w:r>
+        <w:rPr>
+          <w:lang w:val="en_US" w:bidi="en_US"/>
+        </w:rPr>
+      </w:r>
+      <w:r>
+        <w:rPr>
+          <w:lang w:val="en_US" w:bidi="en_US"/>
+        </w:rPr>
+        <w:t>However, there are problems with rejecting an early date for Daniel. Most importantly, the book in its final form clearly presents Daniel as its author. A late date assumes that Daniel could not have written it. But if Daniel did not write the prophecies about the future, then the book’s claims become difficult to trust. It would also be hard to explain why it was accepted into the Hebrew canon.</w:t>
+      </w:r>
+    </w:p>
+    <w:p>
+      <w:pPr/>
+      <w:r>
+        <w:rPr>
+          <w:lang w:val="en_US" w:bidi="en_US"/>
+        </w:rPr>
+      </w:r>
+      <w:r>
+        <w:rPr>
+          <w:lang w:val="en_US" w:bidi="en_US"/>
+        </w:rPr>
+        <w:t>One of Daniel’s main claims is that God can reveal the future (</w:t>
+      </w:r>
+      <w:hyperlink r:id="rId50">
+        <w:r>
+          <w:rPr>
+            <w:lang w:val="en_US" w:bidi="en_US"/>
+          </w:rPr>
+          <w:rPr>
+            <w:color w:val="0000EE"/>
+            <w:u w:val="single"/>
+          </w:rPr>
+          <w:t>2:27–29</w:t>
+        </w:r>
+      </w:hyperlink>
+      <w:r>
+        <w:rPr>
+          <w:lang w:val="en_US" w:bidi="en_US"/>
+        </w:rPr>
+        <w:t xml:space="preserve">; </w:t>
+      </w:r>
+      <w:hyperlink r:id="rId51">
+        <w:r>
+          <w:rPr>
+            <w:lang w:val="en_US" w:bidi="en_US"/>
+          </w:rPr>
+          <w:rPr>
+            <w:color w:val="0000EE"/>
+            <w:u w:val="single"/>
+          </w:rPr>
+          <w:t>10:21</w:t>
+        </w:r>
+      </w:hyperlink>
+      <w:r>
+        <w:rPr>
+          <w:lang w:val="en_US" w:bidi="en_US"/>
+        </w:rPr>
+        <w:t>). The details in these prophecies are remarkable. But this does not mean they are impossible. God can reveal the future to his prophets with as much detail as he chooses.</w:t>
+      </w:r>
+    </w:p>
+    <w:p>
+      <w:pPr/>
+      <w:r>
+        <w:rPr>
+          <w:lang w:val="en_US" w:bidi="en_US"/>
+        </w:rPr>
+      </w:r>
+      <w:r>
+        <w:rPr>
+          <w:lang w:val="en_US" w:bidi="en_US"/>
+        </w:rPr>
+        <w:t>Daniel's visions share traits with apocalyptic literature, a kind of writing that uses visions and symbols to show God’s final victory over evil and to give hope to his people. This kind of writing was especially common in Jewish writings from the time between the Old and New Testaments, after 400 BC. Because of this, some scholars say Daniel could not have been written before that time. However, recent studies argue that apocalyptic ideas are already present in biblical books from the exile. Because of this, Daniel may have served as a model for later apocalyptic writings.</w:t>
+      </w:r>
+    </w:p>
+    <w:p>
+      <w:pPr/>
+      <w:r>
+        <w:rPr>
+          <w:lang w:val="en_US" w:bidi="en_US"/>
+        </w:rPr>
+      </w:r>
+      <w:r>
+        <w:rPr>
+          <w:lang w:val="en_US" w:bidi="en_US"/>
+        </w:rPr>
+        <w:t>n summary, it is reasonable to believe that Daniel himself wrote the book of Daniel in the 500s BC. The arguments for a later author are not without problems. The traditional view also fits the book’s message. Daniel presents itself as inspired prophecy, a message from God that tells about future events.</w:t>
+      </w:r>
+    </w:p>
+    <w:p>
+      <w:pPr>
+        <w:pStyle w:val="Heading2"/>
+      </w:pPr>
+      <w:r>
+        <w:rPr>
+          <w:lang w:val="en_US" w:bidi="en_US"/>
+        </w:rPr>
+        <w:t>Daniel as Literature</w:t>
+      </w:r>
+    </w:p>
+    <w:p>
+      <w:pPr/>
+      <w:r>
+        <w:rPr>
+          <w:lang w:val="en_US" w:bidi="en_US"/>
+        </w:rPr>
+      </w:r>
+      <w:r>
+        <w:rPr>
+          <w:lang w:val="en_US" w:bidi="en_US"/>
+        </w:rPr>
+        <w:t>Daniel includes history, but it teaches more than history. It shows the theological meaning of history. This means it shows what earthly events reveal about God and his purposes. Daniel shows God’s power and plan in history through the way it tells these events.</w:t>
+      </w:r>
+    </w:p>
+    <w:p>
+      <w:pPr>
+        <w:pStyle w:val="Heading3"/>
+      </w:pPr>
+      <w:r>
+        <w:rPr>
+          <w:lang w:val="en_US" w:bidi="en_US"/>
+        </w:rPr>
+        <w:t xml:space="preserve">Daniel as Wisdom Literature </w:t>
+      </w:r>
+    </w:p>
+    <w:p>
+      <w:pPr/>
+      <w:r>
+        <w:rPr>
+          <w:lang w:val="en_US" w:bidi="en_US"/>
+        </w:rPr>
+      </w:r>
+      <w:r>
+        <w:rPr>
+          <w:lang w:val="en_US" w:bidi="en_US"/>
+        </w:rPr>
+        <w:t>Daniel is a wisdom book. It teaches God’s people how to live wisely in God’s ways.</w:t>
+      </w:r>
+    </w:p>
+    <w:p>
+      <w:pPr/>
+      <w:r>
+        <w:rPr>
+          <w:lang w:val="en_US" w:bidi="en_US"/>
+        </w:rPr>
+      </w:r>
+      <w:r>
+        <w:rPr>
+          <w:lang w:val="en_US" w:bidi="en_US"/>
+        </w:rPr>
+        <w:t>A wise person is made pure through suffering. A wise person seeks the way of righteousness, which means living in a way that pleases God. A wise person also leads others to live in that way (</w:t>
+      </w:r>
+      <w:hyperlink r:id="rId52">
+        <w:r>
+          <w:rPr>
+            <w:lang w:val="en_US" w:bidi="en_US"/>
+          </w:rPr>
+          <w:rPr>
+            <w:color w:val="0000EE"/>
+            <w:u w:val="single"/>
+          </w:rPr>
+          <w:t>11:33–35</w:t>
+        </w:r>
+      </w:hyperlink>
+      <w:r>
+        <w:rPr>
+          <w:lang w:val="en_US" w:bidi="en_US"/>
+        </w:rPr>
+        <w:t xml:space="preserve">; </w:t>
+      </w:r>
+      <w:hyperlink r:id="rId53">
+        <w:r>
+          <w:rPr>
+            <w:lang w:val="en_US" w:bidi="en_US"/>
+          </w:rPr>
+          <w:rPr>
+            <w:color w:val="0000EE"/>
+            <w:u w:val="single"/>
+          </w:rPr>
+          <w:t>12:3</w:t>
+        </w:r>
+      </w:hyperlink>
+      <w:r>
+        <w:rPr>
+          <w:lang w:val="en_US" w:bidi="en_US"/>
+        </w:rPr>
+        <w:t>). A wise person knows that God Most High rules over all gods. God knows and controls the future. He can rescue his people from any danger (</w:t>
+      </w:r>
+      <w:hyperlink r:id="rId54">
+        <w:r>
+          <w:rPr>
+            <w:lang w:val="en_US" w:bidi="en_US"/>
+          </w:rPr>
+          <w:rPr>
+            <w:color w:val="0000EE"/>
+            <w:u w:val="single"/>
+          </w:rPr>
+          <w:t>3:16–18</w:t>
+        </w:r>
+      </w:hyperlink>
+      <w:r>
+        <w:rPr>
+          <w:lang w:val="en_US" w:bidi="en_US"/>
+        </w:rPr>
+        <w:t xml:space="preserve">; </w:t>
+      </w:r>
+      <w:hyperlink r:id="rId55">
+        <w:r>
+          <w:rPr>
+            <w:lang w:val="en_US" w:bidi="en_US"/>
+          </w:rPr>
+          <w:rPr>
+            <w:color w:val="0000EE"/>
+            <w:u w:val="single"/>
+          </w:rPr>
+          <w:t>6:21–22</w:t>
+        </w:r>
+      </w:hyperlink>
+      <w:r>
+        <w:rPr>
+          <w:lang w:val="en_US" w:bidi="en_US"/>
+        </w:rPr>
+        <w:t xml:space="preserve">; </w:t>
+      </w:r>
+      <w:hyperlink r:id="rId56">
+        <w:r>
+          <w:rPr>
+            <w:lang w:val="en_US" w:bidi="en_US"/>
+          </w:rPr>
+          <w:rPr>
+            <w:color w:val="0000EE"/>
+            <w:u w:val="single"/>
+          </w:rPr>
+          <w:t>12:1–3</w:t>
+        </w:r>
+      </w:hyperlink>
+      <w:r>
+        <w:rPr>
+          <w:lang w:val="en_US" w:bidi="en_US"/>
+        </w:rPr>
+        <w:t>).</w:t>
+      </w:r>
+    </w:p>
+    <w:p>
+      <w:pPr>
+        <w:pStyle w:val="Heading3"/>
+      </w:pPr>
+      <w:r>
+        <w:rPr>
+          <w:lang w:val="en_US" w:bidi="en_US"/>
+        </w:rPr>
+        <w:t>Daniel As Apocalyptic Literature</w:t>
+      </w:r>
+    </w:p>
+    <w:p>
+      <w:pPr/>
+      <w:r>
+        <w:rPr>
+          <w:lang w:val="en_US" w:bidi="en_US"/>
+        </w:rPr>
+      </w:r>
+      <w:r>
+        <w:rPr>
+          <w:lang w:val="en_US" w:bidi="en_US"/>
+        </w:rPr>
+        <w:t xml:space="preserve">Some parts of Daniel are apocalyptic literature. Apocalyptic literature uses visions and symbols to reveal God’s work in history. </w:t>
+      </w:r>
+    </w:p>
+    <w:p>
+      <w:pPr/>
+      <w:r>
+        <w:rPr>
+          <w:lang w:val="en_US" w:bidi="en_US"/>
+        </w:rPr>
+      </w:r>
+      <w:r>
+        <w:rPr>
+          <w:lang w:val="en_US" w:bidi="en_US"/>
+        </w:rPr>
+        <w:t xml:space="preserve">The word </w:t>
+      </w:r>
+      <w:r>
+        <w:rPr>
+          <w:i/>
+          <w:lang w:val="en_US" w:bidi="en_US"/>
+        </w:rPr>
+        <w:t>apocalyptic</w:t>
+      </w:r>
+      <w:r>
+        <w:rPr>
+          <w:lang w:val="en_US" w:bidi="en_US"/>
+        </w:rPr>
+        <w:t xml:space="preserve"> comes from the Greek word </w:t>
+      </w:r>
+      <w:r>
+        <w:rPr>
+          <w:i/>
+          <w:lang w:val="en_US" w:bidi="en_US"/>
+        </w:rPr>
+        <w:t>apokalypsis</w:t>
+      </w:r>
+      <w:r>
+        <w:rPr>
+          <w:lang w:val="en_US" w:bidi="en_US"/>
+        </w:rPr>
+        <w:t xml:space="preserve">, which means “revelation.” This kind of writing shows what people cannot normally see. It reveals the work of God, angels, and other spiritual powers. These spiritual powers affect events on earth. </w:t>
+      </w:r>
+    </w:p>
+    <w:p>
+      <w:pPr/>
+      <w:r>
+        <w:rPr>
+          <w:lang w:val="en_US" w:bidi="en_US"/>
+        </w:rPr>
+      </w:r>
+      <w:r>
+        <w:rPr>
+          <w:lang w:val="en_US" w:bidi="en_US"/>
+        </w:rPr>
+        <w:t>Apocalyptic literature often uses strong symbols. For example, statues, animals, or horns may stand for kings, kingdoms, or people.</w:t>
+      </w:r>
+    </w:p>
+    <w:p>
+      <w:pPr/>
+      <w:r>
+        <w:rPr>
+          <w:lang w:val="en_US" w:bidi="en_US"/>
+        </w:rPr>
+      </w:r>
+      <w:r>
+        <w:rPr>
+          <w:lang w:val="en_US" w:bidi="en_US"/>
+        </w:rPr>
+        <w:t>It is important to interpret apocalyptic literature by asking what its images mean. What truth do the images show?</w:t>
+      </w:r>
+    </w:p>
+    <w:p>
+      <w:pPr/>
+      <w:r>
+        <w:rPr>
+          <w:lang w:val="en_US" w:bidi="en_US"/>
+        </w:rPr>
+      </w:r>
+      <w:r>
+        <w:rPr>
+          <w:lang w:val="en_US" w:bidi="en_US"/>
+        </w:rPr>
+        <w:t>To understand these symbols well, people must study the passage’s literary context and historical background. Literary context means the verses and chapters around a passage. Historical background means the events and culture connected to it.</w:t>
+      </w:r>
+    </w:p>
+    <w:p>
+      <w:pPr/>
+      <w:r>
+        <w:rPr>
+          <w:lang w:val="en_US" w:bidi="en_US"/>
+        </w:rPr>
+      </w:r>
+      <w:r>
+        <w:rPr>
+          <w:lang w:val="en_US" w:bidi="en_US"/>
+        </w:rPr>
+        <w:t>Sometimes the text itself explains the images (</w:t>
+      </w:r>
+      <w:hyperlink r:id="rId57">
+        <w:r>
+          <w:rPr>
+            <w:lang w:val="en_US" w:bidi="en_US"/>
+          </w:rPr>
+          <w:rPr>
+            <w:color w:val="0000EE"/>
+            <w:u w:val="single"/>
+          </w:rPr>
+          <w:t>7:1–14</w:t>
+        </w:r>
+      </w:hyperlink>
+      <w:r>
+        <w:rPr>
+          <w:lang w:val="en_US" w:bidi="en_US"/>
+        </w:rPr>
+        <w:t xml:space="preserve">, </w:t>
       </w:r>
       <w:hyperlink r:id="rId58">
         <w:r>
@@ -1469,6 +1646,120 @@
             <w:color w:val="0000EE"/>
             <w:u w:val="single"/>
           </w:rPr>
+          <w:t>16–17</w:t>
+        </w:r>
+      </w:hyperlink>
+      <w:r>
+        <w:rPr>
+          <w:lang w:val="en_US" w:bidi="en_US"/>
+        </w:rPr>
+        <w:t xml:space="preserve">, </w:t>
+      </w:r>
+      <w:hyperlink r:id="rId59">
+        <w:r>
+          <w:rPr>
+            <w:lang w:val="en_US" w:bidi="en_US"/>
+          </w:rPr>
+          <w:rPr>
+            <w:color w:val="0000EE"/>
+            <w:u w:val="single"/>
+          </w:rPr>
+          <w:t>23–25</w:t>
+        </w:r>
+      </w:hyperlink>
+      <w:r>
+        <w:rPr>
+          <w:lang w:val="en_US" w:bidi="en_US"/>
+        </w:rPr>
+        <w:t>). At other times, readers need to study the social, political, military, or cultural setting. For example, the history of Babylon can help explain why Babylon is pictured as a golden head or a lion.</w:t>
+      </w:r>
+    </w:p>
+    <w:p>
+      <w:pPr/>
+      <w:r>
+        <w:rPr>
+          <w:lang w:val="en_US" w:bidi="en_US"/>
+        </w:rPr>
+      </w:r>
+      <w:r>
+        <w:rPr>
+          <w:lang w:val="en_US" w:bidi="en_US"/>
+        </w:rPr>
+        <w:t>The book of Daniel teaches theological lessons, which are truths about God. It does this by showing the deeper meaning of earthly events.</w:t>
+      </w:r>
+    </w:p>
+    <w:p>
+      <w:pPr>
+        <w:pStyle w:val="Heading2"/>
+      </w:pPr>
+      <w:r>
+        <w:rPr>
+          <w:lang w:val="en_US" w:bidi="en_US"/>
+        </w:rPr>
+        <w:t>The Text of Daniel</w:t>
+      </w:r>
+    </w:p>
+    <w:p>
+      <w:pPr/>
+      <w:r>
+        <w:rPr>
+          <w:lang w:val="en_US" w:bidi="en_US"/>
+        </w:rPr>
+      </w:r>
+      <w:r>
+        <w:rPr>
+          <w:lang w:val="en_US" w:bidi="en_US"/>
+        </w:rPr>
+        <w:t>The ancient Greek version of Daniel and the Latin Vulgate include three passages not found in the Hebrew manuscripts. These passages are included in Roman Catholic and Orthodox editions of the Bible, but not in Protestant editions.</w:t>
+      </w:r>
+    </w:p>
+    <w:p>
+      <w:pPr>
+        <w:pStyle w:val="Heading2"/>
+      </w:pPr>
+      <w:r>
+        <w:rPr>
+          <w:lang w:val="en_US" w:bidi="en_US"/>
+        </w:rPr>
+        <w:t>Meaning and Message</w:t>
+      </w:r>
+    </w:p>
+    <w:p>
+      <w:pPr/>
+      <w:r>
+        <w:rPr>
+          <w:lang w:val="en_US" w:bidi="en_US"/>
+        </w:rPr>
+      </w:r>
+      <w:r>
+        <w:rPr>
+          <w:lang w:val="en_US" w:bidi="en_US"/>
+        </w:rPr>
+        <w:t>Daniel’s main theme is that God is sovereign, which means God rules over all things. God will complete his purposes for people and for all creation. History is moving toward the kingdom of God. In that kingdom, everyone will fully see and know God’s rule.</w:t>
+      </w:r>
+    </w:p>
+    <w:p>
+      <w:pPr/>
+      <w:r>
+        <w:rPr>
+          <w:lang w:val="en_US" w:bidi="en_US"/>
+        </w:rPr>
+      </w:r>
+      <w:r>
+        <w:rPr>
+          <w:lang w:val="en_US" w:bidi="en_US"/>
+        </w:rPr>
+        <w:t>God judges and rescues his people. God rules over all history and all nations. God raises up pagan kingdoms and kings, and he brings them down. God decided when the exile would end (</w:t>
+      </w:r>
+      <w:hyperlink r:id="rId60">
+        <w:r>
+          <w:rPr>
+            <w:lang w:val="en_US" w:bidi="en_US"/>
+          </w:rPr>
+          <w:rPr>
+            <w:color w:val="0000EE"/>
+            <w:u w:val="single"/>
+          </w:rPr>
           <w:t>9:18–19</w:t>
         </w:r>
       </w:hyperlink>
@@ -1476,9 +1767,9 @@
         <w:rPr>
           <w:lang w:val="en_US" w:bidi="en_US"/>
         </w:rPr>
-        <w:t>), and he defeats and controls the powers of evil (</w:t>
-      </w:r>
-      <w:hyperlink r:id="rId59">
+        <w:t>). God also defeats and controls the powers of evil (</w:t>
+      </w:r>
+      <w:hyperlink r:id="rId61">
         <w:r>
           <w:rPr>
             <w:lang w:val="en_US" w:bidi="en_US"/>
@@ -1496,7 +1787,7 @@
         </w:rPr>
         <w:t xml:space="preserve">, </w:t>
       </w:r>
-      <w:hyperlink r:id="rId60">
+      <w:hyperlink r:id="rId62">
         <w:r>
           <w:rPr>
             <w:lang w:val="en_US" w:bidi="en_US"/>
@@ -1514,7 +1805,7 @@
         </w:rPr>
         <w:t xml:space="preserve">; </w:t>
       </w:r>
-      <w:hyperlink r:id="rId61">
+      <w:hyperlink r:id="rId63">
         <w:r>
           <w:rPr>
             <w:lang w:val="en_US" w:bidi="en_US"/>
@@ -1532,7 +1823,7 @@
         </w:rPr>
         <w:t xml:space="preserve">, </w:t>
       </w:r>
-      <w:hyperlink r:id="rId62">
+      <w:hyperlink r:id="rId64">
         <w:r>
           <w:rPr>
             <w:lang w:val="en_US" w:bidi="en_US"/>
@@ -1550,7 +1841,7 @@
         </w:rPr>
         <w:t xml:space="preserve">; </w:t>
       </w:r>
-      <w:hyperlink r:id="rId63">
+      <w:hyperlink r:id="rId65">
         <w:r>
           <w:rPr>
             <w:lang w:val="en_US" w:bidi="en_US"/>
@@ -1568,7 +1859,7 @@
         </w:rPr>
         <w:t xml:space="preserve">; </w:t>
       </w:r>
-      <w:hyperlink r:id="rId64">
+      <w:hyperlink r:id="rId66">
         <w:r>
           <w:rPr>
             <w:lang w:val="en_US" w:bidi="en_US"/>
@@ -1586,6 +1877,168 @@
         </w:rPr>
         <w:t xml:space="preserve">, </w:t>
       </w:r>
+      <w:hyperlink r:id="rId67">
+        <w:r>
+          <w:rPr>
+            <w:lang w:val="en_US" w:bidi="en_US"/>
+          </w:rPr>
+          <w:rPr>
+            <w:color w:val="0000EE"/>
+            <w:u w:val="single"/>
+          </w:rPr>
+          <w:t>30–32</w:t>
+        </w:r>
+      </w:hyperlink>
+      <w:r>
+        <w:rPr>
+          <w:lang w:val="en_US" w:bidi="en_US"/>
+        </w:rPr>
+        <w:t>). Heavenly beings bow before God (</w:t>
+      </w:r>
+      <w:hyperlink r:id="rId68">
+        <w:r>
+          <w:rPr>
+            <w:lang w:val="en_US" w:bidi="en_US"/>
+          </w:rPr>
+          <w:rPr>
+            <w:color w:val="0000EE"/>
+            <w:u w:val="single"/>
+          </w:rPr>
+          <w:t>3:28</w:t>
+        </w:r>
+      </w:hyperlink>
+      <w:r>
+        <w:rPr>
+          <w:lang w:val="en_US" w:bidi="en_US"/>
+        </w:rPr>
+        <w:t xml:space="preserve">; </w:t>
+      </w:r>
+      <w:hyperlink r:id="rId69">
+        <w:r>
+          <w:rPr>
+            <w:lang w:val="en_US" w:bidi="en_US"/>
+          </w:rPr>
+          <w:rPr>
+            <w:color w:val="0000EE"/>
+            <w:u w:val="single"/>
+          </w:rPr>
+          <w:t>4:23</w:t>
+        </w:r>
+      </w:hyperlink>
+      <w:r>
+        <w:rPr>
+          <w:lang w:val="en_US" w:bidi="en_US"/>
+        </w:rPr>
+        <w:t xml:space="preserve">, </w:t>
+      </w:r>
+      <w:hyperlink r:id="rId70">
+        <w:r>
+          <w:rPr>
+            <w:lang w:val="en_US" w:bidi="en_US"/>
+          </w:rPr>
+          <w:rPr>
+            <w:color w:val="0000EE"/>
+            <w:u w:val="single"/>
+          </w:rPr>
+          <w:t>35</w:t>
+        </w:r>
+      </w:hyperlink>
+      <w:r>
+        <w:rPr>
+          <w:lang w:val="en_US" w:bidi="en_US"/>
+        </w:rPr>
+        <w:t xml:space="preserve">; </w:t>
+      </w:r>
+      <w:hyperlink r:id="rId71">
+        <w:r>
+          <w:rPr>
+            <w:lang w:val="en_US" w:bidi="en_US"/>
+          </w:rPr>
+          <w:rPr>
+            <w:color w:val="0000EE"/>
+            <w:u w:val="single"/>
+          </w:rPr>
+          <w:t>5:5</w:t>
+        </w:r>
+      </w:hyperlink>
+      <w:r>
+        <w:rPr>
+          <w:lang w:val="en_US" w:bidi="en_US"/>
+        </w:rPr>
+        <w:t xml:space="preserve">; </w:t>
+      </w:r>
+      <w:hyperlink r:id="rId72">
+        <w:r>
+          <w:rPr>
+            <w:lang w:val="en_US" w:bidi="en_US"/>
+          </w:rPr>
+          <w:rPr>
+            <w:color w:val="0000EE"/>
+            <w:u w:val="single"/>
+          </w:rPr>
+          <w:t>6:21</w:t>
+        </w:r>
+      </w:hyperlink>
+      <w:r>
+        <w:rPr>
+          <w:lang w:val="en_US" w:bidi="en_US"/>
+        </w:rPr>
+        <w:t xml:space="preserve">; </w:t>
+      </w:r>
+      <w:hyperlink r:id="rId73">
+        <w:r>
+          <w:rPr>
+            <w:lang w:val="en_US" w:bidi="en_US"/>
+          </w:rPr>
+          <w:rPr>
+            <w:color w:val="0000EE"/>
+            <w:u w:val="single"/>
+          </w:rPr>
+          <w:t>8:16</w:t>
+        </w:r>
+      </w:hyperlink>
+      <w:r>
+        <w:rPr>
+          <w:lang w:val="en_US" w:bidi="en_US"/>
+        </w:rPr>
+        <w:t xml:space="preserve">; </w:t>
+      </w:r>
+      <w:hyperlink r:id="rId74">
+        <w:r>
+          <w:rPr>
+            <w:lang w:val="en_US" w:bidi="en_US"/>
+          </w:rPr>
+          <w:rPr>
+            <w:color w:val="0000EE"/>
+            <w:u w:val="single"/>
+          </w:rPr>
+          <w:t>9:21</w:t>
+        </w:r>
+      </w:hyperlink>
+      <w:r>
+        <w:rPr>
+          <w:lang w:val="en_US" w:bidi="en_US"/>
+        </w:rPr>
+        <w:t xml:space="preserve">; </w:t>
+      </w:r>
+      <w:hyperlink r:id="rId75">
+        <w:r>
+          <w:rPr>
+            <w:lang w:val="en_US" w:bidi="en_US"/>
+          </w:rPr>
+          <w:rPr>
+            <w:color w:val="0000EE"/>
+            <w:u w:val="single"/>
+          </w:rPr>
+          <w:t>10:5</w:t>
+        </w:r>
+      </w:hyperlink>
+      <w:r>
+        <w:rPr>
+          <w:lang w:val="en_US" w:bidi="en_US"/>
+        </w:rPr>
+        <w:t xml:space="preserve">, </w:t>
+      </w:r>
       <w:hyperlink r:id="rId65">
         <w:r>
           <w:rPr>
@@ -1595,25 +2048,7 @@
             <w:color w:val="0000EE"/>
             <w:u w:val="single"/>
           </w:rPr>
-          <w:t>30–32</w:t>
-        </w:r>
-      </w:hyperlink>
-      <w:r>
-        <w:rPr>
-          <w:lang w:val="en_US" w:bidi="en_US"/>
-        </w:rPr>
-        <w:t>). Heavenly powers bow to him (</w:t>
-      </w:r>
-      <w:hyperlink r:id="rId66">
-        <w:r>
-          <w:rPr>
-            <w:lang w:val="en_US" w:bidi="en_US"/>
-          </w:rPr>
-          <w:rPr>
-            <w:color w:val="0000EE"/>
-            <w:u w:val="single"/>
-          </w:rPr>
-          <w:t>3:28</w:t>
+          <w:t>13</w:t>
         </w:r>
       </w:hyperlink>
       <w:r>
@@ -1622,16 +2057,120 @@
         </w:rPr>
         <w:t xml:space="preserve">; </w:t>
       </w:r>
-      <w:hyperlink r:id="rId67">
-        <w:r>
-          <w:rPr>
-            <w:lang w:val="en_US" w:bidi="en_US"/>
-          </w:rPr>
-          <w:rPr>
-            <w:color w:val="0000EE"/>
-            <w:u w:val="single"/>
-          </w:rPr>
-          <w:t>4:23</w:t>
+      <w:hyperlink r:id="rId76">
+        <w:r>
+          <w:rPr>
+            <w:lang w:val="en_US" w:bidi="en_US"/>
+          </w:rPr>
+          <w:rPr>
+            <w:color w:val="0000EE"/>
+            <w:u w:val="single"/>
+          </w:rPr>
+          <w:t>12:1</w:t>
+        </w:r>
+      </w:hyperlink>
+      <w:r>
+        <w:rPr>
+          <w:lang w:val="en_US" w:bidi="en_US"/>
+        </w:rPr>
+        <w:t>). God also has power to raise the dead (</w:t>
+      </w:r>
+      <w:hyperlink r:id="rId56">
+        <w:r>
+          <w:rPr>
+            <w:lang w:val="en_US" w:bidi="en_US"/>
+          </w:rPr>
+          <w:rPr>
+            <w:color w:val="0000EE"/>
+            <w:u w:val="single"/>
+          </w:rPr>
+          <w:t>12:1–3</w:t>
+        </w:r>
+      </w:hyperlink>
+      <w:r>
+        <w:rPr>
+          <w:lang w:val="en_US" w:bidi="en_US"/>
+        </w:rPr>
+        <w:t xml:space="preserve">). </w:t>
+      </w:r>
+    </w:p>
+    <w:p>
+      <w:pPr/>
+      <w:r>
+        <w:rPr>
+          <w:lang w:val="en_US" w:bidi="en_US"/>
+        </w:rPr>
+      </w:r>
+      <w:r>
+        <w:rPr>
+          <w:lang w:val="en_US" w:bidi="en_US"/>
+        </w:rPr>
+        <w:t>God’s wisdom rules over all things(</w:t>
+      </w:r>
+      <w:hyperlink r:id="rId77">
+        <w:r>
+          <w:rPr>
+            <w:lang w:val="en_US" w:bidi="en_US"/>
+          </w:rPr>
+          <w:rPr>
+            <w:color w:val="0000EE"/>
+            <w:u w:val="single"/>
+          </w:rPr>
+          <w:t>3:18</w:t>
+        </w:r>
+      </w:hyperlink>
+      <w:r>
+        <w:rPr>
+          <w:lang w:val="en_US" w:bidi="en_US"/>
+        </w:rPr>
+        <w:t xml:space="preserve">; </w:t>
+      </w:r>
+      <w:hyperlink r:id="rId78">
+        <w:r>
+          <w:rPr>
+            <w:lang w:val="en_US" w:bidi="en_US"/>
+          </w:rPr>
+          <w:rPr>
+            <w:color w:val="0000EE"/>
+            <w:u w:val="single"/>
+          </w:rPr>
+          <w:t>11:35</w:t>
+        </w:r>
+      </w:hyperlink>
+      <w:r>
+        <w:rPr>
+          <w:lang w:val="en_US" w:bidi="en_US"/>
+        </w:rPr>
+        <w:t>). God chooses and approves those who are beloved and greatly valued in his sight (</w:t>
+      </w:r>
+      <w:hyperlink r:id="rId79">
+        <w:r>
+          <w:rPr>
+            <w:lang w:val="en_US" w:bidi="en_US"/>
+          </w:rPr>
+          <w:rPr>
+            <w:color w:val="0000EE"/>
+            <w:u w:val="single"/>
+          </w:rPr>
+          <w:t>9:23</w:t>
+        </w:r>
+      </w:hyperlink>
+      <w:r>
+        <w:rPr>
+          <w:lang w:val="en_US" w:bidi="en_US"/>
+        </w:rPr>
+        <w:t xml:space="preserve">; </w:t>
+      </w:r>
+      <w:hyperlink r:id="rId80">
+        <w:r>
+          <w:rPr>
+            <w:lang w:val="en_US" w:bidi="en_US"/>
+          </w:rPr>
+          <w:rPr>
+            <w:color w:val="0000EE"/>
+            <w:u w:val="single"/>
+          </w:rPr>
+          <w:t>10:11</w:t>
         </w:r>
       </w:hyperlink>
       <w:r>
@@ -1640,16 +2179,70 @@
         </w:rPr>
         <w:t xml:space="preserve">, </w:t>
       </w:r>
-      <w:hyperlink r:id="rId68">
-        <w:r>
-          <w:rPr>
-            <w:lang w:val="en_US" w:bidi="en_US"/>
-          </w:rPr>
-          <w:rPr>
-            <w:color w:val="0000EE"/>
-            <w:u w:val="single"/>
-          </w:rPr>
-          <w:t>35</w:t>
+      <w:hyperlink r:id="rId81">
+        <w:r>
+          <w:rPr>
+            <w:lang w:val="en_US" w:bidi="en_US"/>
+          </w:rPr>
+          <w:rPr>
+            <w:color w:val="0000EE"/>
+            <w:u w:val="single"/>
+          </w:rPr>
+          <w:t>19</w:t>
+        </w:r>
+      </w:hyperlink>
+      <w:r>
+        <w:rPr>
+          <w:lang w:val="en_US" w:bidi="en_US"/>
+        </w:rPr>
+        <w:t>). God will establish his kingdom over all the earth forever. God's people will rule with their King, the Son of Man (</w:t>
+      </w:r>
+      <w:hyperlink r:id="rId82">
+        <w:r>
+          <w:rPr>
+            <w:lang w:val="en_US" w:bidi="en_US"/>
+          </w:rPr>
+          <w:rPr>
+            <w:color w:val="0000EE"/>
+            <w:u w:val="single"/>
+          </w:rPr>
+          <w:t>7:13</w:t>
+        </w:r>
+      </w:hyperlink>
+      <w:r>
+        <w:rPr>
+          <w:lang w:val="en_US" w:bidi="en_US"/>
+        </w:rPr>
+        <w:t xml:space="preserve">, </w:t>
+      </w:r>
+      <w:hyperlink r:id="rId83">
+        <w:r>
+          <w:rPr>
+            <w:lang w:val="en_US" w:bidi="en_US"/>
+          </w:rPr>
+          <w:rPr>
+            <w:color w:val="0000EE"/>
+            <w:u w:val="single"/>
+          </w:rPr>
+          <w:t>22</w:t>
+        </w:r>
+      </w:hyperlink>
+      <w:r>
+        <w:rPr>
+          <w:lang w:val="en_US" w:bidi="en_US"/>
+        </w:rPr>
+        <w:t xml:space="preserve">; see </w:t>
+      </w:r>
+      <w:hyperlink r:id="rId84">
+        <w:r>
+          <w:rPr>
+            <w:lang w:val="en_US" w:bidi="en_US"/>
+          </w:rPr>
+          <w:rPr>
+            <w:color w:val="0000EE"/>
+            <w:u w:val="single"/>
+          </w:rPr>
+          <w:t>Psalm 110:1</w:t>
         </w:r>
       </w:hyperlink>
       <w:r>
@@ -1658,16 +2251,16 @@
         </w:rPr>
         <w:t xml:space="preserve">; </w:t>
       </w:r>
-      <w:hyperlink r:id="rId69">
-        <w:r>
-          <w:rPr>
-            <w:lang w:val="en_US" w:bidi="en_US"/>
-          </w:rPr>
-          <w:rPr>
-            <w:color w:val="0000EE"/>
-            <w:u w:val="single"/>
-          </w:rPr>
-          <w:t>5:5</w:t>
+      <w:hyperlink r:id="rId85">
+        <w:r>
+          <w:rPr>
+            <w:lang w:val="en_US" w:bidi="en_US"/>
+          </w:rPr>
+          <w:rPr>
+            <w:color w:val="0000EE"/>
+            <w:u w:val="single"/>
+          </w:rPr>
+          <w:t>Matthew 24:27–44</w:t>
         </w:r>
       </w:hyperlink>
       <w:r>
@@ -1676,16 +2269,16 @@
         </w:rPr>
         <w:t xml:space="preserve">; </w:t>
       </w:r>
-      <w:hyperlink r:id="rId70">
-        <w:r>
-          <w:rPr>
-            <w:lang w:val="en_US" w:bidi="en_US"/>
-          </w:rPr>
-          <w:rPr>
-            <w:color w:val="0000EE"/>
-            <w:u w:val="single"/>
-          </w:rPr>
-          <w:t>6:21</w:t>
+      <w:hyperlink r:id="rId86">
+        <w:r>
+          <w:rPr>
+            <w:lang w:val="en_US" w:bidi="en_US"/>
+          </w:rPr>
+          <w:rPr>
+            <w:color w:val="0000EE"/>
+            <w:u w:val="single"/>
+          </w:rPr>
+          <w:t>25:31</w:t>
         </w:r>
       </w:hyperlink>
       <w:r>
@@ -1694,16 +2287,34 @@
         </w:rPr>
         <w:t xml:space="preserve">; </w:t>
       </w:r>
-      <w:hyperlink r:id="rId71">
-        <w:r>
-          <w:rPr>
-            <w:lang w:val="en_US" w:bidi="en_US"/>
-          </w:rPr>
-          <w:rPr>
-            <w:color w:val="0000EE"/>
-            <w:u w:val="single"/>
-          </w:rPr>
-          <w:t>8:16</w:t>
+      <w:hyperlink r:id="rId87">
+        <w:r>
+          <w:rPr>
+            <w:lang w:val="en_US" w:bidi="en_US"/>
+          </w:rPr>
+          <w:rPr>
+            <w:color w:val="0000EE"/>
+            <w:u w:val="single"/>
+          </w:rPr>
+          <w:t>26:2</w:t>
+        </w:r>
+      </w:hyperlink>
+      <w:r>
+        <w:rPr>
+          <w:lang w:val="en_US" w:bidi="en_US"/>
+        </w:rPr>
+        <w:t xml:space="preserve">, </w:t>
+      </w:r>
+      <w:hyperlink r:id="rId88">
+        <w:r>
+          <w:rPr>
+            <w:lang w:val="en_US" w:bidi="en_US"/>
+          </w:rPr>
+          <w:rPr>
+            <w:color w:val="0000EE"/>
+            <w:u w:val="single"/>
+          </w:rPr>
+          <w:t>64</w:t>
         </w:r>
       </w:hyperlink>
       <w:r>
@@ -1712,16 +2323,16 @@
         </w:rPr>
         <w:t xml:space="preserve">; </w:t>
       </w:r>
-      <w:hyperlink r:id="rId72">
-        <w:r>
-          <w:rPr>
-            <w:lang w:val="en_US" w:bidi="en_US"/>
-          </w:rPr>
-          <w:rPr>
-            <w:color w:val="0000EE"/>
-            <w:u w:val="single"/>
-          </w:rPr>
-          <w:t>9:21</w:t>
+      <w:hyperlink r:id="rId89">
+        <w:r>
+          <w:rPr>
+            <w:lang w:val="en_US" w:bidi="en_US"/>
+          </w:rPr>
+          <w:rPr>
+            <w:color w:val="0000EE"/>
+            <w:u w:val="single"/>
+          </w:rPr>
+          <w:t>Mark 14:62</w:t>
         </w:r>
       </w:hyperlink>
       <w:r>
@@ -1730,322 +2341,16 @@
         </w:rPr>
         <w:t xml:space="preserve">; </w:t>
       </w:r>
-      <w:hyperlink r:id="rId73">
-        <w:r>
-          <w:rPr>
-            <w:lang w:val="en_US" w:bidi="en_US"/>
-          </w:rPr>
-          <w:rPr>
-            <w:color w:val="0000EE"/>
-            <w:u w:val="single"/>
-          </w:rPr>
-          <w:t>10:5</w:t>
-        </w:r>
-      </w:hyperlink>
-      <w:r>
-        <w:rPr>
-          <w:lang w:val="en_US" w:bidi="en_US"/>
-        </w:rPr>
-        <w:t xml:space="preserve">, </w:t>
-      </w:r>
-      <w:hyperlink r:id="rId63">
-        <w:r>
-          <w:rPr>
-            <w:lang w:val="en_US" w:bidi="en_US"/>
-          </w:rPr>
-          <w:rPr>
-            <w:color w:val="0000EE"/>
-            <w:u w:val="single"/>
-          </w:rPr>
-          <w:t>13</w:t>
-        </w:r>
-      </w:hyperlink>
-      <w:r>
-        <w:rPr>
-          <w:lang w:val="en_US" w:bidi="en_US"/>
-        </w:rPr>
-        <w:t xml:space="preserve">; </w:t>
-      </w:r>
-      <w:hyperlink r:id="rId74">
-        <w:r>
-          <w:rPr>
-            <w:lang w:val="en_US" w:bidi="en_US"/>
-          </w:rPr>
-          <w:rPr>
-            <w:color w:val="0000EE"/>
-            <w:u w:val="single"/>
-          </w:rPr>
-          <w:t>12:1</w:t>
-        </w:r>
-      </w:hyperlink>
-      <w:r>
-        <w:rPr>
-          <w:lang w:val="en_US" w:bidi="en_US"/>
-        </w:rPr>
-        <w:t>), and he has the power to raise the dead (</w:t>
-      </w:r>
-      <w:hyperlink r:id="rId54">
-        <w:r>
-          <w:rPr>
-            <w:lang w:val="en_US" w:bidi="en_US"/>
-          </w:rPr>
-          <w:rPr>
-            <w:color w:val="0000EE"/>
-            <w:u w:val="single"/>
-          </w:rPr>
-          <w:t>12:1–3</w:t>
-        </w:r>
-      </w:hyperlink>
-      <w:r>
-        <w:rPr>
-          <w:lang w:val="en_US" w:bidi="en_US"/>
-        </w:rPr>
-        <w:t>). His wisdom controls all things (</w:t>
-      </w:r>
-      <w:hyperlink r:id="rId75">
-        <w:r>
-          <w:rPr>
-            <w:lang w:val="en_US" w:bidi="en_US"/>
-          </w:rPr>
-          <w:rPr>
-            <w:color w:val="0000EE"/>
-            <w:u w:val="single"/>
-          </w:rPr>
-          <w:t>3:18</w:t>
-        </w:r>
-      </w:hyperlink>
-      <w:r>
-        <w:rPr>
-          <w:lang w:val="en_US" w:bidi="en_US"/>
-        </w:rPr>
-        <w:t xml:space="preserve">; </w:t>
-      </w:r>
-      <w:hyperlink r:id="rId76">
-        <w:r>
-          <w:rPr>
-            <w:lang w:val="en_US" w:bidi="en_US"/>
-          </w:rPr>
-          <w:rPr>
-            <w:color w:val="0000EE"/>
-            <w:u w:val="single"/>
-          </w:rPr>
-          <w:t>11:35</w:t>
-        </w:r>
-      </w:hyperlink>
-      <w:r>
-        <w:rPr>
-          <w:lang w:val="en_US" w:bidi="en_US"/>
-        </w:rPr>
-        <w:t>). He chooses and approves of those who are beloved and highly esteemed in his eyes (</w:t>
-      </w:r>
-      <w:hyperlink r:id="rId77">
-        <w:r>
-          <w:rPr>
-            <w:lang w:val="en_US" w:bidi="en_US"/>
-          </w:rPr>
-          <w:rPr>
-            <w:color w:val="0000EE"/>
-            <w:u w:val="single"/>
-          </w:rPr>
-          <w:t>9:23</w:t>
-        </w:r>
-      </w:hyperlink>
-      <w:r>
-        <w:rPr>
-          <w:lang w:val="en_US" w:bidi="en_US"/>
-        </w:rPr>
-        <w:t xml:space="preserve">; </w:t>
-      </w:r>
-      <w:hyperlink r:id="rId78">
-        <w:r>
-          <w:rPr>
-            <w:lang w:val="en_US" w:bidi="en_US"/>
-          </w:rPr>
-          <w:rPr>
-            <w:color w:val="0000EE"/>
-            <w:u w:val="single"/>
-          </w:rPr>
-          <w:t>10:11</w:t>
-        </w:r>
-      </w:hyperlink>
-      <w:r>
-        <w:rPr>
-          <w:lang w:val="en_US" w:bidi="en_US"/>
-        </w:rPr>
-        <w:t xml:space="preserve">, </w:t>
-      </w:r>
-      <w:hyperlink r:id="rId79">
-        <w:r>
-          <w:rPr>
-            <w:lang w:val="en_US" w:bidi="en_US"/>
-          </w:rPr>
-          <w:rPr>
-            <w:color w:val="0000EE"/>
-            <w:u w:val="single"/>
-          </w:rPr>
-          <w:t>19</w:t>
-        </w:r>
-      </w:hyperlink>
-      <w:r>
-        <w:rPr>
-          <w:lang w:val="en_US" w:bidi="en_US"/>
-        </w:rPr>
-        <w:t>). God establishes his Kingdom over all the earth forever, and his people will rule over it with their King, the Son of Man (</w:t>
-      </w:r>
-      <w:hyperlink r:id="rId80">
-        <w:r>
-          <w:rPr>
-            <w:lang w:val="en_US" w:bidi="en_US"/>
-          </w:rPr>
-          <w:rPr>
-            <w:color w:val="0000EE"/>
-            <w:u w:val="single"/>
-          </w:rPr>
-          <w:t>7:13</w:t>
-        </w:r>
-      </w:hyperlink>
-      <w:r>
-        <w:rPr>
-          <w:lang w:val="en_US" w:bidi="en_US"/>
-        </w:rPr>
-        <w:t xml:space="preserve">, </w:t>
-      </w:r>
-      <w:hyperlink r:id="rId81">
-        <w:r>
-          <w:rPr>
-            <w:lang w:val="en_US" w:bidi="en_US"/>
-          </w:rPr>
-          <w:rPr>
-            <w:color w:val="0000EE"/>
-            <w:u w:val="single"/>
-          </w:rPr>
-          <w:t>22</w:t>
-        </w:r>
-      </w:hyperlink>
-      <w:r>
-        <w:rPr>
-          <w:lang w:val="en_US" w:bidi="en_US"/>
-        </w:rPr>
-        <w:t xml:space="preserve">; see </w:t>
-      </w:r>
-      <w:hyperlink r:id="rId82">
-        <w:r>
-          <w:rPr>
-            <w:lang w:val="en_US" w:bidi="en_US"/>
-          </w:rPr>
-          <w:rPr>
-            <w:color w:val="0000EE"/>
-            <w:u w:val="single"/>
-          </w:rPr>
-          <w:t>Ps 110:1</w:t>
-        </w:r>
-      </w:hyperlink>
-      <w:r>
-        <w:rPr>
-          <w:lang w:val="en_US" w:bidi="en_US"/>
-        </w:rPr>
-        <w:t xml:space="preserve">; </w:t>
-      </w:r>
-      <w:hyperlink r:id="rId83">
-        <w:r>
-          <w:rPr>
-            <w:lang w:val="en_US" w:bidi="en_US"/>
-          </w:rPr>
-          <w:rPr>
-            <w:color w:val="0000EE"/>
-            <w:u w:val="single"/>
-          </w:rPr>
-          <w:t>Matt 24:27–44</w:t>
-        </w:r>
-      </w:hyperlink>
-      <w:r>
-        <w:rPr>
-          <w:lang w:val="en_US" w:bidi="en_US"/>
-        </w:rPr>
-        <w:t xml:space="preserve">; </w:t>
-      </w:r>
-      <w:hyperlink r:id="rId84">
-        <w:r>
-          <w:rPr>
-            <w:lang w:val="en_US" w:bidi="en_US"/>
-          </w:rPr>
-          <w:rPr>
-            <w:color w:val="0000EE"/>
-            <w:u w:val="single"/>
-          </w:rPr>
-          <w:t>25:31</w:t>
-        </w:r>
-      </w:hyperlink>
-      <w:r>
-        <w:rPr>
-          <w:lang w:val="en_US" w:bidi="en_US"/>
-        </w:rPr>
-        <w:t xml:space="preserve">; </w:t>
-      </w:r>
-      <w:hyperlink r:id="rId85">
-        <w:r>
-          <w:rPr>
-            <w:lang w:val="en_US" w:bidi="en_US"/>
-          </w:rPr>
-          <w:rPr>
-            <w:color w:val="0000EE"/>
-            <w:u w:val="single"/>
-          </w:rPr>
-          <w:t>26:2</w:t>
-        </w:r>
-      </w:hyperlink>
-      <w:r>
-        <w:rPr>
-          <w:lang w:val="en_US" w:bidi="en_US"/>
-        </w:rPr>
-        <w:t xml:space="preserve">, </w:t>
-      </w:r>
-      <w:hyperlink r:id="rId86">
-        <w:r>
-          <w:rPr>
-            <w:lang w:val="en_US" w:bidi="en_US"/>
-          </w:rPr>
-          <w:rPr>
-            <w:color w:val="0000EE"/>
-            <w:u w:val="single"/>
-          </w:rPr>
-          <w:t>64</w:t>
-        </w:r>
-      </w:hyperlink>
-      <w:r>
-        <w:rPr>
-          <w:lang w:val="en_US" w:bidi="en_US"/>
-        </w:rPr>
-        <w:t xml:space="preserve">; </w:t>
-      </w:r>
-      <w:hyperlink r:id="rId87">
-        <w:r>
-          <w:rPr>
-            <w:lang w:val="en_US" w:bidi="en_US"/>
-          </w:rPr>
-          <w:rPr>
-            <w:color w:val="0000EE"/>
-            <w:u w:val="single"/>
-          </w:rPr>
-          <w:t>Mark 14:62</w:t>
-        </w:r>
-      </w:hyperlink>
-      <w:r>
-        <w:rPr>
-          <w:lang w:val="en_US" w:bidi="en_US"/>
-        </w:rPr>
-        <w:t xml:space="preserve">; </w:t>
-      </w:r>
-      <w:hyperlink r:id="rId88">
-        <w:r>
-          <w:rPr>
-            <w:lang w:val="en_US" w:bidi="en_US"/>
-          </w:rPr>
-          <w:rPr>
-            <w:color w:val="0000EE"/>
-            <w:u w:val="single"/>
-          </w:rPr>
-          <w:t>Rev 1:7</w:t>
+      <w:hyperlink r:id="rId90">
+        <w:r>
+          <w:rPr>
+            <w:lang w:val="en_US" w:bidi="en_US"/>
+          </w:rPr>
+          <w:rPr>
+            <w:color w:val="0000EE"/>
+            <w:u w:val="single"/>
+          </w:rPr>
+          <w:t>Revelation 1:7</w:t>
         </w:r>
       </w:hyperlink>
       <w:r>

--- a/eng/docx/27.content.docx
+++ b/eng/docx/27.content.docx
@@ -19,7 +19,7 @@
         <w:rPr>
           <w:lang w:val="en_US" w:bidi="en_US"/>
         </w:rPr>
-        <w:t>Resource: Tyndale Open Study Notes</w:t>
+        <w:t>Resource: Aquifer Open Study Notes (Book Intros)</w:t>
       </w:r>
       <w:r>
         <w:rPr>
@@ -112,7 +112,7 @@
         <w:rPr>
           <w:lang w:val="en_US" w:bidi="en_US"/>
         </w:rPr>
-        <w:t>Tyndale Open Study Notes</w:t>
+        <w:t>Aquifer Open Study Notes (Book Intros)</w:t>
       </w:r>
     </w:p>
     <w:p>

--- a/eng/docx/27.content.docx
+++ b/eng/docx/27.content.docx
@@ -272,18 +272,12 @@
         </w:rPr>
         <w:t>In 605 BC, Nebuchadnezzar II, king of Babylon, attacked Jerusalem. He took some Israelites to Babylon as captives. This included some young men from Judah’s royal family (</w:t>
       </w:r>
-      <w:hyperlink r:id="rId13">
-        <w:r>
-          <w:rPr>
-            <w:lang w:val="en_US" w:bidi="en_US"/>
-          </w:rPr>
-          <w:rPr>
-            <w:color w:val="0000EE"/>
-            <w:u w:val="single"/>
-          </w:rPr>
-          <w:t>1:1–4</w:t>
-        </w:r>
-      </w:hyperlink>
+      <w:r>
+        <w:rPr>
+          <w:lang w:val="en_US" w:bidi="en_US"/>
+        </w:rPr>
+        <w:t>1:1–4</w:t>
+      </w:r>
       <w:r>
         <w:rPr>
           <w:lang w:val="en_US" w:bidi="en_US"/>
@@ -304,108 +298,72 @@
         </w:rPr>
         <w:t>Through this event, God began to send his people into exile, as he had warned. The Israelites had broken faith with God. They had broken his covenant, which was his binding agreement with them (</w:t>
       </w:r>
-      <w:hyperlink r:id="rId14">
-        <w:r>
-          <w:rPr>
-            <w:lang w:val="en_US" w:bidi="en_US"/>
-          </w:rPr>
-          <w:rPr>
-            <w:color w:val="0000EE"/>
-            <w:u w:val="single"/>
-          </w:rPr>
-          <w:t>Deuteronomy 28:36</w:t>
-        </w:r>
-      </w:hyperlink>
+      <w:r>
+        <w:rPr>
+          <w:lang w:val="en_US" w:bidi="en_US"/>
+        </w:rPr>
+        <w:t>Deuteronomy 28:36</w:t>
+      </w:r>
       <w:r>
         <w:rPr>
           <w:lang w:val="en_US" w:bidi="en_US"/>
         </w:rPr>
         <w:t xml:space="preserve">, </w:t>
       </w:r>
-      <w:hyperlink r:id="rId15">
-        <w:r>
-          <w:rPr>
-            <w:lang w:val="en_US" w:bidi="en_US"/>
-          </w:rPr>
-          <w:rPr>
-            <w:color w:val="0000EE"/>
-            <w:u w:val="single"/>
-          </w:rPr>
-          <w:t>64</w:t>
-        </w:r>
-      </w:hyperlink>
+      <w:r>
+        <w:rPr>
+          <w:lang w:val="en_US" w:bidi="en_US"/>
+        </w:rPr>
+        <w:t>64</w:t>
+      </w:r>
       <w:r>
         <w:rPr>
           <w:lang w:val="en_US" w:bidi="en_US"/>
         </w:rPr>
         <w:t xml:space="preserve">; </w:t>
       </w:r>
-      <w:hyperlink r:id="rId16">
-        <w:r>
-          <w:rPr>
-            <w:lang w:val="en_US" w:bidi="en_US"/>
-          </w:rPr>
-          <w:rPr>
-            <w:color w:val="0000EE"/>
-            <w:u w:val="single"/>
-          </w:rPr>
-          <w:t>Jeremiah 11:1–17</w:t>
-        </w:r>
-      </w:hyperlink>
+      <w:r>
+        <w:rPr>
+          <w:lang w:val="en_US" w:bidi="en_US"/>
+        </w:rPr>
+        <w:t>Jeremiah 11:1–17</w:t>
+      </w:r>
       <w:r>
         <w:rPr>
           <w:lang w:val="en_US" w:bidi="en_US"/>
         </w:rPr>
         <w:t xml:space="preserve">; </w:t>
       </w:r>
-      <w:hyperlink r:id="rId17">
-        <w:r>
-          <w:rPr>
-            <w:lang w:val="en_US" w:bidi="en_US"/>
-          </w:rPr>
-          <w:rPr>
-            <w:color w:val="0000EE"/>
-            <w:u w:val="single"/>
-          </w:rPr>
-          <w:t>25:11–12</w:t>
-        </w:r>
-      </w:hyperlink>
+      <w:r>
+        <w:rPr>
+          <w:lang w:val="en_US" w:bidi="en_US"/>
+        </w:rPr>
+        <w:t>25:11–12</w:t>
+      </w:r>
       <w:r>
         <w:rPr>
           <w:lang w:val="en_US" w:bidi="en_US"/>
         </w:rPr>
         <w:t xml:space="preserve">; </w:t>
       </w:r>
-      <w:hyperlink r:id="rId18">
-        <w:r>
-          <w:rPr>
-            <w:lang w:val="en_US" w:bidi="en_US"/>
-          </w:rPr>
-          <w:rPr>
-            <w:color w:val="0000EE"/>
-            <w:u w:val="single"/>
-          </w:rPr>
-          <w:t>29:10–11</w:t>
-        </w:r>
-      </w:hyperlink>
+      <w:r>
+        <w:rPr>
+          <w:lang w:val="en_US" w:bidi="en_US"/>
+        </w:rPr>
+        <w:t>29:10–11</w:t>
+      </w:r>
       <w:r>
         <w:rPr>
           <w:lang w:val="en_US" w:bidi="en_US"/>
         </w:rPr>
         <w:t>). God used the powerful king Nebuchadnezzar to judge his people Israel (</w:t>
       </w:r>
-      <w:hyperlink r:id="rId19">
-        <w:r>
-          <w:rPr>
-            <w:lang w:val="en_US" w:bidi="en_US"/>
-          </w:rPr>
-          <w:rPr>
-            <w:color w:val="0000EE"/>
-            <w:u w:val="single"/>
-          </w:rPr>
-          <w:t>Jeremiah 25:9</w:t>
-        </w:r>
-      </w:hyperlink>
+      <w:r>
+        <w:rPr>
+          <w:lang w:val="en_US" w:bidi="en_US"/>
+        </w:rPr>
+        <w:t>Jeremiah 25:9</w:t>
+      </w:r>
       <w:r>
         <w:rPr>
           <w:lang w:val="en_US" w:bidi="en_US"/>
@@ -426,18 +384,12 @@
         </w:rPr>
         <w:t xml:space="preserve">During this time, Daniel and his friends began training ordered by Nebuchadnezzar. This training was meant to make them live like Babylonians. It threatened to pull them away from their identity as the Lord’s holy people, set apart for him (see </w:t>
       </w:r>
-      <w:hyperlink r:id="rId20">
-        <w:r>
-          <w:rPr>
-            <w:lang w:val="en_US" w:bidi="en_US"/>
-          </w:rPr>
-          <w:rPr>
-            <w:color w:val="0000EE"/>
-            <w:u w:val="single"/>
-          </w:rPr>
-          <w:t>Exodus 19:5–6</w:t>
-        </w:r>
-      </w:hyperlink>
+      <w:r>
+        <w:rPr>
+          <w:lang w:val="en_US" w:bidi="en_US"/>
+        </w:rPr>
+        <w:t>Exodus 19:5–6</w:t>
+      </w:r>
       <w:r>
         <w:rPr>
           <w:lang w:val="en_US" w:bidi="en_US"/>
@@ -472,36 +424,24 @@
         </w:rPr>
         <w:t xml:space="preserve">God’s people were weak and without hope. At this very low point, they became “the tail” of the nations, not “the head,” as God had warned (see </w:t>
       </w:r>
-      <w:hyperlink r:id="rId21">
-        <w:r>
-          <w:rPr>
-            <w:lang w:val="en_US" w:bidi="en_US"/>
-          </w:rPr>
-          <w:rPr>
-            <w:color w:val="0000EE"/>
-            <w:u w:val="single"/>
-          </w:rPr>
-          <w:t>Deuteronomy 28:13</w:t>
-        </w:r>
-      </w:hyperlink>
+      <w:r>
+        <w:rPr>
+          <w:lang w:val="en_US" w:bidi="en_US"/>
+        </w:rPr>
+        <w:t>Deuteronomy 28:13</w:t>
+      </w:r>
       <w:r>
         <w:rPr>
           <w:lang w:val="en_US" w:bidi="en_US"/>
         </w:rPr>
         <w:t xml:space="preserve">, </w:t>
       </w:r>
-      <w:hyperlink r:id="rId22">
-        <w:r>
-          <w:rPr>
-            <w:lang w:val="en_US" w:bidi="en_US"/>
-          </w:rPr>
-          <w:rPr>
-            <w:color w:val="0000EE"/>
-            <w:u w:val="single"/>
-          </w:rPr>
-          <w:t>44</w:t>
-        </w:r>
-      </w:hyperlink>
+      <w:r>
+        <w:rPr>
+          <w:lang w:val="en_US" w:bidi="en_US"/>
+        </w:rPr>
+        <w:t>44</w:t>
+      </w:r>
       <w:r>
         <w:rPr>
           <w:lang w:val="en_US" w:bidi="en_US"/>
@@ -522,18 +462,12 @@
         </w:rPr>
         <w:t>God had promised that Abraham’s descendants would bless all nations. But now that promise seemed impossible (</w:t>
       </w:r>
-      <w:hyperlink r:id="rId23">
-        <w:r>
-          <w:rPr>
-            <w:lang w:val="en_US" w:bidi="en_US"/>
-          </w:rPr>
-          <w:rPr>
-            <w:color w:val="0000EE"/>
-            <w:u w:val="single"/>
-          </w:rPr>
-          <w:t>Genesis 12:1–3</w:t>
-        </w:r>
-      </w:hyperlink>
+      <w:r>
+        <w:rPr>
+          <w:lang w:val="en_US" w:bidi="en_US"/>
+        </w:rPr>
+        <w:t>Genesis 12:1–3</w:t>
+      </w:r>
       <w:r>
         <w:rPr>
           <w:lang w:val="en_US" w:bidi="en_US"/>
@@ -554,36 +488,24 @@
         </w:rPr>
         <w:t>What would happen to Israel in exile? What would happen to God’s promises to Abraham, Isaac, Jacob, Moses, and David (</w:t>
       </w:r>
-      <w:hyperlink r:id="rId24">
-        <w:r>
-          <w:rPr>
-            <w:lang w:val="en_US" w:bidi="en_US"/>
-          </w:rPr>
-          <w:rPr>
-            <w:color w:val="0000EE"/>
-            <w:u w:val="single"/>
-          </w:rPr>
-          <w:t>Exodus 19–20</w:t>
-        </w:r>
-      </w:hyperlink>
+      <w:r>
+        <w:rPr>
+          <w:lang w:val="en_US" w:bidi="en_US"/>
+        </w:rPr>
+        <w:t>Exodus 19–20</w:t>
+      </w:r>
       <w:r>
         <w:rPr>
           <w:lang w:val="en_US" w:bidi="en_US"/>
         </w:rPr>
         <w:t xml:space="preserve">; </w:t>
       </w:r>
-      <w:hyperlink r:id="rId25">
-        <w:r>
-          <w:rPr>
-            <w:lang w:val="en_US" w:bidi="en_US"/>
-          </w:rPr>
-          <w:rPr>
-            <w:color w:val="0000EE"/>
-            <w:u w:val="single"/>
-          </w:rPr>
-          <w:t>2 Samuel 7:1–29</w:t>
-        </w:r>
-      </w:hyperlink>
+      <w:r>
+        <w:rPr>
+          <w:lang w:val="en_US" w:bidi="en_US"/>
+        </w:rPr>
+        <w:t>2 Samuel 7:1–29</w:t>
+      </w:r>
       <w:r>
         <w:rPr>
           <w:lang w:val="en_US" w:bidi="en_US"/>
@@ -604,18 +526,12 @@
         </w:rPr>
         <w:t>Daniel stayed faithful to God. He honored his people and brought glory to God. He did this through the rule of several Babylonian kings, until the end of the Babylonian exile. While God’s people suffered the “death of exile” (</w:t>
       </w:r>
-      <w:hyperlink r:id="rId26">
-        <w:r>
-          <w:rPr>
-            <w:lang w:val="en_US" w:bidi="en_US"/>
-          </w:rPr>
-          <w:rPr>
-            <w:color w:val="0000EE"/>
-            <w:u w:val="single"/>
-          </w:rPr>
-          <w:t>Ezekiel 37</w:t>
-        </w:r>
-      </w:hyperlink>
+      <w:r>
+        <w:rPr>
+          <w:lang w:val="en_US" w:bidi="en_US"/>
+        </w:rPr>
+        <w:t>Ezekiel 37</w:t>
+      </w:r>
       <w:r>
         <w:rPr>
           <w:lang w:val="en_US" w:bidi="en_US"/>
@@ -636,90 +552,60 @@
         </w:rPr>
         <w:t>In 539 BC, Cyrus of Persia surprised the world by invading Babylon. He entered the capital city and defeated it. He also defeated its evil ruler, Belshazzar. This happened just as the prophet Isaiah had said (</w:t>
       </w:r>
-      <w:hyperlink r:id="rId27">
-        <w:r>
-          <w:rPr>
-            <w:lang w:val="en_US" w:bidi="en_US"/>
-          </w:rPr>
-          <w:rPr>
-            <w:color w:val="0000EE"/>
-            <w:u w:val="single"/>
-          </w:rPr>
-          <w:t>Isaiah 44:26–45:7</w:t>
-        </w:r>
-      </w:hyperlink>
+      <w:r>
+        <w:rPr>
+          <w:lang w:val="en_US" w:bidi="en_US"/>
+        </w:rPr>
+        <w:t>Isaiah 44:26–45:7</w:t>
+      </w:r>
       <w:r>
         <w:rPr>
           <w:lang w:val="en_US" w:bidi="en_US"/>
         </w:rPr>
         <w:t xml:space="preserve">). Daniel witnessed the announcement that allowed captive peoples to return to their homes (see </w:t>
       </w:r>
-      <w:hyperlink r:id="rId28">
-        <w:r>
-          <w:rPr>
-            <w:lang w:val="en_US" w:bidi="en_US"/>
-          </w:rPr>
-          <w:rPr>
-            <w:color w:val="0000EE"/>
-            <w:u w:val="single"/>
-          </w:rPr>
-          <w:t>Ezra 1:2–4</w:t>
-        </w:r>
-      </w:hyperlink>
+      <w:r>
+        <w:rPr>
+          <w:lang w:val="en_US" w:bidi="en_US"/>
+        </w:rPr>
+        <w:t>Ezra 1:2–4</w:t>
+      </w:r>
       <w:r>
         <w:rPr>
           <w:lang w:val="en_US" w:bidi="en_US"/>
         </w:rPr>
         <w:t>). This fulfilled Jeremiah’s prophecy and answered Daniel’s prayer from earlier that same year (</w:t>
       </w:r>
-      <w:hyperlink r:id="rId17">
-        <w:r>
-          <w:rPr>
-            <w:lang w:val="en_US" w:bidi="en_US"/>
-          </w:rPr>
-          <w:rPr>
-            <w:color w:val="0000EE"/>
-            <w:u w:val="single"/>
-          </w:rPr>
-          <w:t>Jeremiah 25:11–12</w:t>
-        </w:r>
-      </w:hyperlink>
+      <w:r>
+        <w:rPr>
+          <w:lang w:val="en_US" w:bidi="en_US"/>
+        </w:rPr>
+        <w:t>Jeremiah 25:11–12</w:t>
+      </w:r>
       <w:r>
         <w:rPr>
           <w:lang w:val="en_US" w:bidi="en_US"/>
         </w:rPr>
         <w:t xml:space="preserve">; </w:t>
       </w:r>
-      <w:hyperlink r:id="rId18">
-        <w:r>
-          <w:rPr>
-            <w:lang w:val="en_US" w:bidi="en_US"/>
-          </w:rPr>
-          <w:rPr>
-            <w:color w:val="0000EE"/>
-            <w:u w:val="single"/>
-          </w:rPr>
-          <w:t>29:10–11</w:t>
-        </w:r>
-      </w:hyperlink>
+      <w:r>
+        <w:rPr>
+          <w:lang w:val="en_US" w:bidi="en_US"/>
+        </w:rPr>
+        <w:t>29:10–11</w:t>
+      </w:r>
       <w:r>
         <w:rPr>
           <w:lang w:val="en_US" w:bidi="en_US"/>
         </w:rPr>
         <w:t xml:space="preserve">; </w:t>
       </w:r>
-      <w:hyperlink r:id="rId29">
-        <w:r>
-          <w:rPr>
-            <w:lang w:val="en_US" w:bidi="en_US"/>
-          </w:rPr>
-          <w:rPr>
-            <w:color w:val="0000EE"/>
-            <w:u w:val="single"/>
-          </w:rPr>
-          <w:t>Daniel 9:1–19</w:t>
-        </w:r>
-      </w:hyperlink>
+      <w:r>
+        <w:rPr>
+          <w:lang w:val="en_US" w:bidi="en_US"/>
+        </w:rPr>
+        <w:t>Daniel 9:1–19</w:t>
+      </w:r>
       <w:r>
         <w:rPr>
           <w:lang w:val="en_US" w:bidi="en_US"/>
@@ -773,126 +659,84 @@
           <w:lang w:val="en_US" w:bidi="en_US"/>
         </w:rPr>
       </w:r>
-      <w:hyperlink r:id="rId30">
-        <w:r>
-          <w:rPr>
-            <w:lang w:val="en_US" w:bidi="en_US"/>
-          </w:rPr>
-          <w:rPr>
-            <w:color w:val="0000EE"/>
-            <w:u w:val="single"/>
-          </w:rPr>
-          <w:t>Chapters 1–6</w:t>
-        </w:r>
-      </w:hyperlink>
+      <w:r>
+        <w:rPr>
+          <w:lang w:val="en_US" w:bidi="en_US"/>
+        </w:rPr>
+        <w:t>Chapters 1–6</w:t>
+      </w:r>
       <w:r>
         <w:rPr>
           <w:lang w:val="en_US" w:bidi="en_US"/>
         </w:rPr>
         <w:t xml:space="preserve"> tell about events that show God’s faithfulness to Daniel and his friends. They stayed faithful to God and his law. Three times, the Hebrew captives faced royal commands that went against God’s law (</w:t>
       </w:r>
-      <w:hyperlink r:id="rId31">
-        <w:r>
-          <w:rPr>
-            <w:lang w:val="en_US" w:bidi="en_US"/>
-          </w:rPr>
-          <w:rPr>
-            <w:color w:val="0000EE"/>
-            <w:u w:val="single"/>
-          </w:rPr>
-          <w:t>chapters 1</w:t>
-        </w:r>
-      </w:hyperlink>
+      <w:r>
+        <w:rPr>
+          <w:lang w:val="en_US" w:bidi="en_US"/>
+        </w:rPr>
+        <w:t>chapters 1</w:t>
+      </w:r>
       <w:r>
         <w:rPr>
           <w:lang w:val="en_US" w:bidi="en_US"/>
         </w:rPr>
         <w:t xml:space="preserve">, </w:t>
       </w:r>
-      <w:hyperlink r:id="rId32">
-        <w:r>
-          <w:rPr>
-            <w:lang w:val="en_US" w:bidi="en_US"/>
-          </w:rPr>
-          <w:rPr>
-            <w:color w:val="0000EE"/>
-            <w:u w:val="single"/>
-          </w:rPr>
-          <w:t>3</w:t>
-        </w:r>
-      </w:hyperlink>
+      <w:r>
+        <w:rPr>
+          <w:lang w:val="en_US" w:bidi="en_US"/>
+        </w:rPr>
+        <w:t>3</w:t>
+      </w:r>
       <w:r>
         <w:rPr>
           <w:lang w:val="en_US" w:bidi="en_US"/>
         </w:rPr>
         <w:t xml:space="preserve">, </w:t>
       </w:r>
-      <w:hyperlink r:id="rId33">
-        <w:r>
-          <w:rPr>
-            <w:lang w:val="en_US" w:bidi="en_US"/>
-          </w:rPr>
-          <w:rPr>
-            <w:color w:val="0000EE"/>
-            <w:u w:val="single"/>
-          </w:rPr>
-          <w:t>6</w:t>
-        </w:r>
-      </w:hyperlink>
+      <w:r>
+        <w:rPr>
+          <w:lang w:val="en_US" w:bidi="en_US"/>
+        </w:rPr>
+        <w:t>6</w:t>
+      </w:r>
       <w:r>
         <w:rPr>
           <w:lang w:val="en_US" w:bidi="en_US"/>
         </w:rPr>
         <w:t>). Each time, they showed wisdom and obeyed God. God saved them from harm. Three times, God spoke through Daniel to explain messages he had given to pagan kings (</w:t>
       </w:r>
-      <w:hyperlink r:id="rId34">
-        <w:r>
-          <w:rPr>
-            <w:lang w:val="en_US" w:bidi="en_US"/>
-          </w:rPr>
-          <w:rPr>
-            <w:color w:val="0000EE"/>
-            <w:u w:val="single"/>
-          </w:rPr>
-          <w:t>chapters 2</w:t>
-        </w:r>
-      </w:hyperlink>
+      <w:r>
+        <w:rPr>
+          <w:lang w:val="en_US" w:bidi="en_US"/>
+        </w:rPr>
+        <w:t>chapters 2</w:t>
+      </w:r>
       <w:r>
         <w:rPr>
           <w:lang w:val="en_US" w:bidi="en_US"/>
         </w:rPr>
         <w:t xml:space="preserve">, </w:t>
       </w:r>
-      <w:hyperlink r:id="rId35">
-        <w:r>
-          <w:rPr>
-            <w:lang w:val="en_US" w:bidi="en_US"/>
-          </w:rPr>
-          <w:rPr>
-            <w:color w:val="0000EE"/>
-            <w:u w:val="single"/>
-          </w:rPr>
-          <w:t>4</w:t>
-        </w:r>
-      </w:hyperlink>
+      <w:r>
+        <w:rPr>
+          <w:lang w:val="en_US" w:bidi="en_US"/>
+        </w:rPr>
+        <w:t>4</w:t>
+      </w:r>
       <w:r>
         <w:rPr>
           <w:lang w:val="en_US" w:bidi="en_US"/>
         </w:rPr>
         <w:t xml:space="preserve">, </w:t>
       </w:r>
-      <w:hyperlink r:id="rId36">
-        <w:r>
-          <w:rPr>
-            <w:lang w:val="en_US" w:bidi="en_US"/>
-          </w:rPr>
-          <w:rPr>
-            <w:color w:val="0000EE"/>
-            <w:u w:val="single"/>
-          </w:rPr>
-          <w:t>5</w:t>
-        </w:r>
-      </w:hyperlink>
+      <w:r>
+        <w:rPr>
+          <w:lang w:val="en_US" w:bidi="en_US"/>
+        </w:rPr>
+        <w:t>5</w:t>
+      </w:r>
       <w:r>
         <w:rPr>
           <w:lang w:val="en_US" w:bidi="en_US"/>
@@ -913,54 +757,36 @@
         </w:rPr>
         <w:t xml:space="preserve">In </w:t>
       </w:r>
-      <w:hyperlink r:id="rId37">
-        <w:r>
-          <w:rPr>
-            <w:lang w:val="en_US" w:bidi="en_US"/>
-          </w:rPr>
-          <w:rPr>
-            <w:color w:val="0000EE"/>
-            <w:u w:val="single"/>
-          </w:rPr>
-          <w:t>chapters 7–12</w:t>
-        </w:r>
-      </w:hyperlink>
+      <w:r>
+        <w:rPr>
+          <w:lang w:val="en_US" w:bidi="en_US"/>
+        </w:rPr>
+        <w:t>chapters 7–12</w:t>
+      </w:r>
       <w:r>
         <w:rPr>
           <w:lang w:val="en_US" w:bidi="en_US"/>
         </w:rPr>
         <w:t xml:space="preserve">, the focus shifts to God's rule over all history. </w:t>
       </w:r>
-      <w:hyperlink r:id="rId38">
-        <w:r>
-          <w:rPr>
-            <w:lang w:val="en_US" w:bidi="en_US"/>
-          </w:rPr>
-          <w:rPr>
-            <w:color w:val="0000EE"/>
-            <w:u w:val="single"/>
-          </w:rPr>
-          <w:t>Chapter 7</w:t>
-        </w:r>
-      </w:hyperlink>
+      <w:r>
+        <w:rPr>
+          <w:lang w:val="en_US" w:bidi="en_US"/>
+        </w:rPr>
+        <w:t>Chapter 7</w:t>
+      </w:r>
       <w:r>
         <w:rPr>
           <w:lang w:val="en_US" w:bidi="en_US"/>
         </w:rPr>
         <w:t xml:space="preserve"> uses animals as symbols. It tells the same main story as </w:t>
       </w:r>
-      <w:hyperlink r:id="rId34">
-        <w:r>
-          <w:rPr>
-            <w:lang w:val="en_US" w:bidi="en_US"/>
-          </w:rPr>
-          <w:rPr>
-            <w:color w:val="0000EE"/>
-            <w:u w:val="single"/>
-          </w:rPr>
-          <w:t>chapter 2.</w:t>
-        </w:r>
-      </w:hyperlink>
+      <w:r>
+        <w:rPr>
+          <w:lang w:val="en_US" w:bidi="en_US"/>
+        </w:rPr>
+        <w:t>chapter 2.</w:t>
+      </w:r>
       <w:r>
         <w:rPr>
           <w:lang w:val="en_US" w:bidi="en_US"/>
@@ -975,18 +801,12 @@
           <w:lang w:val="en_US" w:bidi="en_US"/>
         </w:rPr>
       </w:r>
-      <w:hyperlink r:id="rId39">
-        <w:r>
-          <w:rPr>
-            <w:lang w:val="en_US" w:bidi="en_US"/>
-          </w:rPr>
-          <w:rPr>
-            <w:color w:val="0000EE"/>
-            <w:u w:val="single"/>
-          </w:rPr>
-          <w:t>Chapter 8</w:t>
-        </w:r>
-      </w:hyperlink>
+      <w:r>
+        <w:rPr>
+          <w:lang w:val="en_US" w:bidi="en_US"/>
+        </w:rPr>
+        <w:t>Chapter 8</w:t>
+      </w:r>
       <w:r>
         <w:rPr>
           <w:lang w:val="en_US" w:bidi="en_US"/>
@@ -1001,36 +821,24 @@
           <w:lang w:val="en_US" w:bidi="en_US"/>
         </w:rPr>
       </w:r>
-      <w:hyperlink r:id="rId40">
-        <w:r>
-          <w:rPr>
-            <w:lang w:val="en_US" w:bidi="en_US"/>
-          </w:rPr>
-          <w:rPr>
-            <w:color w:val="0000EE"/>
-            <w:u w:val="single"/>
-          </w:rPr>
-          <w:t>Chapter 9</w:t>
-        </w:r>
-      </w:hyperlink>
+      <w:r>
+        <w:rPr>
+          <w:lang w:val="en_US" w:bidi="en_US"/>
+        </w:rPr>
+        <w:t>Chapter 9</w:t>
+      </w:r>
       <w:r>
         <w:rPr>
           <w:lang w:val="en_US" w:bidi="en_US"/>
         </w:rPr>
         <w:t xml:space="preserve"> includes Daniel’s wonderful prayer. Jeremiah’s prophecy about 70 years of serving foreign rulers led Daniel to pray (</w:t>
       </w:r>
-      <w:hyperlink r:id="rId41">
-        <w:r>
-          <w:rPr>
-            <w:lang w:val="en_US" w:bidi="en_US"/>
-          </w:rPr>
-          <w:rPr>
-            <w:color w:val="0000EE"/>
-            <w:u w:val="single"/>
-          </w:rPr>
-          <w:t>9:1–2</w:t>
-        </w:r>
-      </w:hyperlink>
+      <w:r>
+        <w:rPr>
+          <w:lang w:val="en_US" w:bidi="en_US"/>
+        </w:rPr>
+        <w:t>9:1–2</w:t>
+      </w:r>
       <w:r>
         <w:rPr>
           <w:lang w:val="en_US" w:bidi="en_US"/>
@@ -1051,36 +859,24 @@
         </w:rPr>
         <w:t xml:space="preserve">In </w:t>
       </w:r>
-      <w:hyperlink r:id="rId42">
-        <w:r>
-          <w:rPr>
-            <w:lang w:val="en_US" w:bidi="en_US"/>
-          </w:rPr>
-          <w:rPr>
-            <w:color w:val="0000EE"/>
-            <w:u w:val="single"/>
-          </w:rPr>
-          <w:t>chapters 10–12</w:t>
-        </w:r>
-      </w:hyperlink>
+      <w:r>
+        <w:rPr>
+          <w:lang w:val="en_US" w:bidi="en_US"/>
+        </w:rPr>
+        <w:t>chapters 10–12</w:t>
+      </w:r>
       <w:r>
         <w:rPr>
           <w:lang w:val="en_US" w:bidi="en_US"/>
         </w:rPr>
         <w:t>, the book ends with a final vision. This vision shows history from the third year of Cyrus in 536 BC, through the time of Greece and Rome, and on to the resurrection, when the dead will rise. Daniel was faithful to his calling. God promised that Daniel "will arise … at the end of days" (</w:t>
       </w:r>
-      <w:hyperlink r:id="rId43">
-        <w:r>
-          <w:rPr>
-            <w:lang w:val="en_US" w:bidi="en_US"/>
-          </w:rPr>
-          <w:rPr>
-            <w:color w:val="0000EE"/>
-            <w:u w:val="single"/>
-          </w:rPr>
-          <w:t>12:13</w:t>
-        </w:r>
-      </w:hyperlink>
+      <w:r>
+        <w:rPr>
+          <w:lang w:val="en_US" w:bidi="en_US"/>
+        </w:rPr>
+        <w:t>12:13</w:t>
+      </w:r>
       <w:r>
         <w:rPr>
           <w:lang w:val="en_US" w:bidi="en_US"/>
@@ -1112,108 +908,72 @@
         </w:rPr>
         <w:t>Scholars have long debated when the book of Daniel reached its final form. Most conservative scholars believe Daniel wrote the book in the late 500s BC. The book presents itself as prophecy, a message from God about future events (</w:t>
       </w:r>
-      <w:hyperlink r:id="rId44">
-        <w:r>
-          <w:rPr>
-            <w:lang w:val="en_US" w:bidi="en_US"/>
-          </w:rPr>
-          <w:rPr>
-            <w:color w:val="0000EE"/>
-            <w:u w:val="single"/>
-          </w:rPr>
-          <w:t>2:29–31</w:t>
-        </w:r>
-      </w:hyperlink>
+      <w:r>
+        <w:rPr>
+          <w:lang w:val="en_US" w:bidi="en_US"/>
+        </w:rPr>
+        <w:t>2:29–31</w:t>
+      </w:r>
       <w:r>
         <w:rPr>
           <w:lang w:val="en_US" w:bidi="en_US"/>
         </w:rPr>
         <w:t xml:space="preserve">; </w:t>
       </w:r>
-      <w:hyperlink r:id="rId45">
-        <w:r>
-          <w:rPr>
-            <w:lang w:val="en_US" w:bidi="en_US"/>
-          </w:rPr>
-          <w:rPr>
-            <w:color w:val="0000EE"/>
-            <w:u w:val="single"/>
-          </w:rPr>
-          <w:t>4:24</w:t>
-        </w:r>
-      </w:hyperlink>
+      <w:r>
+        <w:rPr>
+          <w:lang w:val="en_US" w:bidi="en_US"/>
+        </w:rPr>
+        <w:t>4:24</w:t>
+      </w:r>
       <w:r>
         <w:rPr>
           <w:lang w:val="en_US" w:bidi="en_US"/>
         </w:rPr>
         <w:t xml:space="preserve">; </w:t>
       </w:r>
-      <w:hyperlink r:id="rId37">
-        <w:r>
-          <w:rPr>
-            <w:lang w:val="en_US" w:bidi="en_US"/>
-          </w:rPr>
-          <w:rPr>
-            <w:color w:val="0000EE"/>
-            <w:u w:val="single"/>
-          </w:rPr>
-          <w:t>7:1–12:13</w:t>
-        </w:r>
-      </w:hyperlink>
+      <w:r>
+        <w:rPr>
+          <w:lang w:val="en_US" w:bidi="en_US"/>
+        </w:rPr>
+        <w:t>7:1–12:13</w:t>
+      </w:r>
       <w:r>
         <w:rPr>
           <w:lang w:val="en_US" w:bidi="en_US"/>
         </w:rPr>
         <w:t>). The author also places Daniel in the 500s BC (</w:t>
       </w:r>
-      <w:hyperlink r:id="rId46">
-        <w:r>
-          <w:rPr>
-            <w:lang w:val="en_US" w:bidi="en_US"/>
-          </w:rPr>
-          <w:rPr>
-            <w:color w:val="0000EE"/>
-            <w:u w:val="single"/>
-          </w:rPr>
-          <w:t>2:1</w:t>
-        </w:r>
-      </w:hyperlink>
+      <w:r>
+        <w:rPr>
+          <w:lang w:val="en_US" w:bidi="en_US"/>
+        </w:rPr>
+        <w:t>2:1</w:t>
+      </w:r>
       <w:r>
         <w:rPr>
           <w:lang w:val="en_US" w:bidi="en_US"/>
         </w:rPr>
         <w:t xml:space="preserve">; </w:t>
       </w:r>
-      <w:hyperlink r:id="rId47">
-        <w:r>
-          <w:rPr>
-            <w:lang w:val="en_US" w:bidi="en_US"/>
-          </w:rPr>
-          <w:rPr>
-            <w:color w:val="0000EE"/>
-            <w:u w:val="single"/>
-          </w:rPr>
-          <w:t>5:1</w:t>
-        </w:r>
-      </w:hyperlink>
+      <w:r>
+        <w:rPr>
+          <w:lang w:val="en_US" w:bidi="en_US"/>
+        </w:rPr>
+        <w:t>5:1</w:t>
+      </w:r>
       <w:r>
         <w:rPr>
           <w:lang w:val="en_US" w:bidi="en_US"/>
         </w:rPr>
         <w:t xml:space="preserve">; </w:t>
       </w:r>
-      <w:hyperlink r:id="rId48">
-        <w:r>
-          <w:rPr>
-            <w:lang w:val="en_US" w:bidi="en_US"/>
-          </w:rPr>
-          <w:rPr>
-            <w:color w:val="0000EE"/>
-            <w:u w:val="single"/>
-          </w:rPr>
-          <w:t>10:1</w:t>
-        </w:r>
-      </w:hyperlink>
+      <w:r>
+        <w:rPr>
+          <w:lang w:val="en_US" w:bidi="en_US"/>
+        </w:rPr>
+        <w:t>10:1</w:t>
+      </w:r>
       <w:r>
         <w:rPr>
           <w:lang w:val="en_US" w:bidi="en_US"/>
@@ -1234,18 +994,12 @@
         </w:rPr>
         <w:t xml:space="preserve">Other scholars say the book was written around 164 BC. They give this date mainly because Daniel describes events up to about that time. They believe the predictions in </w:t>
       </w:r>
-      <w:hyperlink r:id="rId49">
-        <w:r>
-          <w:rPr>
-            <w:lang w:val="en_US" w:bidi="en_US"/>
-          </w:rPr>
-          <w:rPr>
-            <w:color w:val="0000EE"/>
-            <w:u w:val="single"/>
-          </w:rPr>
-          <w:t>11:1–35</w:t>
-        </w:r>
-      </w:hyperlink>
+      <w:r>
+        <w:rPr>
+          <w:lang w:val="en_US" w:bidi="en_US"/>
+        </w:rPr>
+        <w:t>11:1–35</w:t>
+      </w:r>
       <w:r>
         <w:rPr>
           <w:lang w:val="en_US" w:bidi="en_US"/>
@@ -1280,36 +1034,24 @@
         </w:rPr>
         <w:t>One of Daniel’s main claims is that God can reveal the future (</w:t>
       </w:r>
-      <w:hyperlink r:id="rId50">
-        <w:r>
-          <w:rPr>
-            <w:lang w:val="en_US" w:bidi="en_US"/>
-          </w:rPr>
-          <w:rPr>
-            <w:color w:val="0000EE"/>
-            <w:u w:val="single"/>
-          </w:rPr>
-          <w:t>2:27–29</w:t>
-        </w:r>
-      </w:hyperlink>
+      <w:r>
+        <w:rPr>
+          <w:lang w:val="en_US" w:bidi="en_US"/>
+        </w:rPr>
+        <w:t>2:27–29</w:t>
+      </w:r>
       <w:r>
         <w:rPr>
           <w:lang w:val="en_US" w:bidi="en_US"/>
         </w:rPr>
         <w:t xml:space="preserve">; </w:t>
       </w:r>
-      <w:hyperlink r:id="rId51">
-        <w:r>
-          <w:rPr>
-            <w:lang w:val="en_US" w:bidi="en_US"/>
-          </w:rPr>
-          <w:rPr>
-            <w:color w:val="0000EE"/>
-            <w:u w:val="single"/>
-          </w:rPr>
-          <w:t>10:21</w:t>
-        </w:r>
-      </w:hyperlink>
+      <w:r>
+        <w:rPr>
+          <w:lang w:val="en_US" w:bidi="en_US"/>
+        </w:rPr>
+        <w:t>10:21</w:t>
+      </w:r>
       <w:r>
         <w:rPr>
           <w:lang w:val="en_US" w:bidi="en_US"/>
@@ -1408,90 +1150,60 @@
         </w:rPr>
         <w:t>A wise person is made pure through suffering. A wise person seeks the way of righteousness, which means living in a way that pleases God. A wise person also leads others to live in that way (</w:t>
       </w:r>
-      <w:hyperlink r:id="rId52">
-        <w:r>
-          <w:rPr>
-            <w:lang w:val="en_US" w:bidi="en_US"/>
-          </w:rPr>
-          <w:rPr>
-            <w:color w:val="0000EE"/>
-            <w:u w:val="single"/>
-          </w:rPr>
-          <w:t>11:33–35</w:t>
-        </w:r>
-      </w:hyperlink>
+      <w:r>
+        <w:rPr>
+          <w:lang w:val="en_US" w:bidi="en_US"/>
+        </w:rPr>
+        <w:t>11:33–35</w:t>
+      </w:r>
       <w:r>
         <w:rPr>
           <w:lang w:val="en_US" w:bidi="en_US"/>
         </w:rPr>
         <w:t xml:space="preserve">; </w:t>
       </w:r>
-      <w:hyperlink r:id="rId53">
-        <w:r>
-          <w:rPr>
-            <w:lang w:val="en_US" w:bidi="en_US"/>
-          </w:rPr>
-          <w:rPr>
-            <w:color w:val="0000EE"/>
-            <w:u w:val="single"/>
-          </w:rPr>
-          <w:t>12:3</w:t>
-        </w:r>
-      </w:hyperlink>
+      <w:r>
+        <w:rPr>
+          <w:lang w:val="en_US" w:bidi="en_US"/>
+        </w:rPr>
+        <w:t>12:3</w:t>
+      </w:r>
       <w:r>
         <w:rPr>
           <w:lang w:val="en_US" w:bidi="en_US"/>
         </w:rPr>
         <w:t>). A wise person knows that God Most High rules over all gods. God knows and controls the future. He can rescue his people from any danger (</w:t>
       </w:r>
-      <w:hyperlink r:id="rId54">
-        <w:r>
-          <w:rPr>
-            <w:lang w:val="en_US" w:bidi="en_US"/>
-          </w:rPr>
-          <w:rPr>
-            <w:color w:val="0000EE"/>
-            <w:u w:val="single"/>
-          </w:rPr>
-          <w:t>3:16–18</w:t>
-        </w:r>
-      </w:hyperlink>
+      <w:r>
+        <w:rPr>
+          <w:lang w:val="en_US" w:bidi="en_US"/>
+        </w:rPr>
+        <w:t>3:16–18</w:t>
+      </w:r>
       <w:r>
         <w:rPr>
           <w:lang w:val="en_US" w:bidi="en_US"/>
         </w:rPr>
         <w:t xml:space="preserve">; </w:t>
       </w:r>
-      <w:hyperlink r:id="rId55">
-        <w:r>
-          <w:rPr>
-            <w:lang w:val="en_US" w:bidi="en_US"/>
-          </w:rPr>
-          <w:rPr>
-            <w:color w:val="0000EE"/>
-            <w:u w:val="single"/>
-          </w:rPr>
-          <w:t>6:21–22</w:t>
-        </w:r>
-      </w:hyperlink>
+      <w:r>
+        <w:rPr>
+          <w:lang w:val="en_US" w:bidi="en_US"/>
+        </w:rPr>
+        <w:t>6:21–22</w:t>
+      </w:r>
       <w:r>
         <w:rPr>
           <w:lang w:val="en_US" w:bidi="en_US"/>
         </w:rPr>
         <w:t xml:space="preserve">; </w:t>
       </w:r>
-      <w:hyperlink r:id="rId56">
-        <w:r>
-          <w:rPr>
-            <w:lang w:val="en_US" w:bidi="en_US"/>
-          </w:rPr>
-          <w:rPr>
-            <w:color w:val="0000EE"/>
-            <w:u w:val="single"/>
-          </w:rPr>
-          <w:t>12:1–3</w:t>
-        </w:r>
-      </w:hyperlink>
+      <w:r>
+        <w:rPr>
+          <w:lang w:val="en_US" w:bidi="en_US"/>
+        </w:rPr>
+        <w:t>12:1–3</w:t>
+      </w:r>
       <w:r>
         <w:rPr>
           <w:lang w:val="en_US" w:bidi="en_US"/>
@@ -1619,54 +1331,36 @@
         </w:rPr>
         <w:t>Sometimes the text itself explains the images (</w:t>
       </w:r>
-      <w:hyperlink r:id="rId57">
-        <w:r>
-          <w:rPr>
-            <w:lang w:val="en_US" w:bidi="en_US"/>
-          </w:rPr>
-          <w:rPr>
-            <w:color w:val="0000EE"/>
-            <w:u w:val="single"/>
-          </w:rPr>
-          <w:t>7:1–14</w:t>
-        </w:r>
-      </w:hyperlink>
+      <w:r>
+        <w:rPr>
+          <w:lang w:val="en_US" w:bidi="en_US"/>
+        </w:rPr>
+        <w:t>7:1–14</w:t>
+      </w:r>
       <w:r>
         <w:rPr>
           <w:lang w:val="en_US" w:bidi="en_US"/>
         </w:rPr>
         <w:t xml:space="preserve">, </w:t>
       </w:r>
-      <w:hyperlink r:id="rId58">
-        <w:r>
-          <w:rPr>
-            <w:lang w:val="en_US" w:bidi="en_US"/>
-          </w:rPr>
-          <w:rPr>
-            <w:color w:val="0000EE"/>
-            <w:u w:val="single"/>
-          </w:rPr>
-          <w:t>16–17</w:t>
-        </w:r>
-      </w:hyperlink>
+      <w:r>
+        <w:rPr>
+          <w:lang w:val="en_US" w:bidi="en_US"/>
+        </w:rPr>
+        <w:t>16–17</w:t>
+      </w:r>
       <w:r>
         <w:rPr>
           <w:lang w:val="en_US" w:bidi="en_US"/>
         </w:rPr>
         <w:t xml:space="preserve">, </w:t>
       </w:r>
-      <w:hyperlink r:id="rId59">
-        <w:r>
-          <w:rPr>
-            <w:lang w:val="en_US" w:bidi="en_US"/>
-          </w:rPr>
-          <w:rPr>
-            <w:color w:val="0000EE"/>
-            <w:u w:val="single"/>
-          </w:rPr>
-          <w:t>23–25</w:t>
-        </w:r>
-      </w:hyperlink>
+      <w:r>
+        <w:rPr>
+          <w:lang w:val="en_US" w:bidi="en_US"/>
+        </w:rPr>
+        <w:t>23–25</w:t>
+      </w:r>
       <w:r>
         <w:rPr>
           <w:lang w:val="en_US" w:bidi="en_US"/>
@@ -1751,342 +1445,228 @@
         </w:rPr>
         <w:t>God judges and rescues his people. God rules over all history and all nations. God raises up pagan kingdoms and kings, and he brings them down. God decided when the exile would end (</w:t>
       </w:r>
-      <w:hyperlink r:id="rId60">
-        <w:r>
-          <w:rPr>
-            <w:lang w:val="en_US" w:bidi="en_US"/>
-          </w:rPr>
-          <w:rPr>
-            <w:color w:val="0000EE"/>
-            <w:u w:val="single"/>
-          </w:rPr>
-          <w:t>9:18–19</w:t>
-        </w:r>
-      </w:hyperlink>
+      <w:r>
+        <w:rPr>
+          <w:lang w:val="en_US" w:bidi="en_US"/>
+        </w:rPr>
+        <w:t>9:18–19</w:t>
+      </w:r>
       <w:r>
         <w:rPr>
           <w:lang w:val="en_US" w:bidi="en_US"/>
         </w:rPr>
         <w:t>). God also defeats and controls the powers of evil (</w:t>
       </w:r>
-      <w:hyperlink r:id="rId61">
-        <w:r>
-          <w:rPr>
-            <w:lang w:val="en_US" w:bidi="en_US"/>
-          </w:rPr>
-          <w:rPr>
-            <w:color w:val="0000EE"/>
-            <w:u w:val="single"/>
-          </w:rPr>
-          <w:t>4:30</w:t>
-        </w:r>
-      </w:hyperlink>
+      <w:r>
+        <w:rPr>
+          <w:lang w:val="en_US" w:bidi="en_US"/>
+        </w:rPr>
+        <w:t>4:30</w:t>
+      </w:r>
       <w:r>
         <w:rPr>
           <w:lang w:val="en_US" w:bidi="en_US"/>
         </w:rPr>
         <w:t xml:space="preserve">, </w:t>
       </w:r>
-      <w:hyperlink r:id="rId62">
-        <w:r>
-          <w:rPr>
-            <w:lang w:val="en_US" w:bidi="en_US"/>
-          </w:rPr>
-          <w:rPr>
-            <w:color w:val="0000EE"/>
-            <w:u w:val="single"/>
-          </w:rPr>
-          <w:t>32</w:t>
-        </w:r>
-      </w:hyperlink>
+      <w:r>
+        <w:rPr>
+          <w:lang w:val="en_US" w:bidi="en_US"/>
+        </w:rPr>
+        <w:t>32</w:t>
+      </w:r>
       <w:r>
         <w:rPr>
           <w:lang w:val="en_US" w:bidi="en_US"/>
         </w:rPr>
         <w:t xml:space="preserve">; </w:t>
       </w:r>
-      <w:hyperlink r:id="rId63">
-        <w:r>
-          <w:rPr>
-            <w:lang w:val="en_US" w:bidi="en_US"/>
-          </w:rPr>
-          <w:rPr>
-            <w:color w:val="0000EE"/>
-            <w:u w:val="single"/>
-          </w:rPr>
-          <w:t>7:8</w:t>
-        </w:r>
-      </w:hyperlink>
+      <w:r>
+        <w:rPr>
+          <w:lang w:val="en_US" w:bidi="en_US"/>
+        </w:rPr>
+        <w:t>7:8</w:t>
+      </w:r>
       <w:r>
         <w:rPr>
           <w:lang w:val="en_US" w:bidi="en_US"/>
         </w:rPr>
         <w:t xml:space="preserve">, </w:t>
       </w:r>
-      <w:hyperlink r:id="rId64">
-        <w:r>
-          <w:rPr>
-            <w:lang w:val="en_US" w:bidi="en_US"/>
-          </w:rPr>
-          <w:rPr>
-            <w:color w:val="0000EE"/>
-            <w:u w:val="single"/>
-          </w:rPr>
-          <w:t>20–21</w:t>
-        </w:r>
-      </w:hyperlink>
+      <w:r>
+        <w:rPr>
+          <w:lang w:val="en_US" w:bidi="en_US"/>
+        </w:rPr>
+        <w:t>20–21</w:t>
+      </w:r>
       <w:r>
         <w:rPr>
           <w:lang w:val="en_US" w:bidi="en_US"/>
         </w:rPr>
         <w:t xml:space="preserve">; </w:t>
       </w:r>
-      <w:hyperlink r:id="rId65">
-        <w:r>
-          <w:rPr>
-            <w:lang w:val="en_US" w:bidi="en_US"/>
-          </w:rPr>
-          <w:rPr>
-            <w:color w:val="0000EE"/>
-            <w:u w:val="single"/>
-          </w:rPr>
-          <w:t>10:13</w:t>
-        </w:r>
-      </w:hyperlink>
+      <w:r>
+        <w:rPr>
+          <w:lang w:val="en_US" w:bidi="en_US"/>
+        </w:rPr>
+        <w:t>10:13</w:t>
+      </w:r>
       <w:r>
         <w:rPr>
           <w:lang w:val="en_US" w:bidi="en_US"/>
         </w:rPr>
         <w:t xml:space="preserve">; </w:t>
       </w:r>
-      <w:hyperlink r:id="rId66">
-        <w:r>
-          <w:rPr>
-            <w:lang w:val="en_US" w:bidi="en_US"/>
-          </w:rPr>
-          <w:rPr>
-            <w:color w:val="0000EE"/>
-            <w:u w:val="single"/>
-          </w:rPr>
-          <w:t>11:28</w:t>
-        </w:r>
-      </w:hyperlink>
+      <w:r>
+        <w:rPr>
+          <w:lang w:val="en_US" w:bidi="en_US"/>
+        </w:rPr>
+        <w:t>11:28</w:t>
+      </w:r>
       <w:r>
         <w:rPr>
           <w:lang w:val="en_US" w:bidi="en_US"/>
         </w:rPr>
         <w:t xml:space="preserve">, </w:t>
       </w:r>
-      <w:hyperlink r:id="rId67">
-        <w:r>
-          <w:rPr>
-            <w:lang w:val="en_US" w:bidi="en_US"/>
-          </w:rPr>
-          <w:rPr>
-            <w:color w:val="0000EE"/>
-            <w:u w:val="single"/>
-          </w:rPr>
-          <w:t>30–32</w:t>
-        </w:r>
-      </w:hyperlink>
+      <w:r>
+        <w:rPr>
+          <w:lang w:val="en_US" w:bidi="en_US"/>
+        </w:rPr>
+        <w:t>30–32</w:t>
+      </w:r>
       <w:r>
         <w:rPr>
           <w:lang w:val="en_US" w:bidi="en_US"/>
         </w:rPr>
         <w:t>). Heavenly beings bow before God (</w:t>
       </w:r>
-      <w:hyperlink r:id="rId68">
-        <w:r>
-          <w:rPr>
-            <w:lang w:val="en_US" w:bidi="en_US"/>
-          </w:rPr>
-          <w:rPr>
-            <w:color w:val="0000EE"/>
-            <w:u w:val="single"/>
-          </w:rPr>
-          <w:t>3:28</w:t>
-        </w:r>
-      </w:hyperlink>
+      <w:r>
+        <w:rPr>
+          <w:lang w:val="en_US" w:bidi="en_US"/>
+        </w:rPr>
+        <w:t>3:28</w:t>
+      </w:r>
       <w:r>
         <w:rPr>
           <w:lang w:val="en_US" w:bidi="en_US"/>
         </w:rPr>
         <w:t xml:space="preserve">; </w:t>
       </w:r>
-      <w:hyperlink r:id="rId69">
-        <w:r>
-          <w:rPr>
-            <w:lang w:val="en_US" w:bidi="en_US"/>
-          </w:rPr>
-          <w:rPr>
-            <w:color w:val="0000EE"/>
-            <w:u w:val="single"/>
-          </w:rPr>
-          <w:t>4:23</w:t>
-        </w:r>
-      </w:hyperlink>
+      <w:r>
+        <w:rPr>
+          <w:lang w:val="en_US" w:bidi="en_US"/>
+        </w:rPr>
+        <w:t>4:23</w:t>
+      </w:r>
       <w:r>
         <w:rPr>
           <w:lang w:val="en_US" w:bidi="en_US"/>
         </w:rPr>
         <w:t xml:space="preserve">, </w:t>
       </w:r>
-      <w:hyperlink r:id="rId70">
-        <w:r>
-          <w:rPr>
-            <w:lang w:val="en_US" w:bidi="en_US"/>
-          </w:rPr>
-          <w:rPr>
-            <w:color w:val="0000EE"/>
-            <w:u w:val="single"/>
-          </w:rPr>
-          <w:t>35</w:t>
-        </w:r>
-      </w:hyperlink>
+      <w:r>
+        <w:rPr>
+          <w:lang w:val="en_US" w:bidi="en_US"/>
+        </w:rPr>
+        <w:t>35</w:t>
+      </w:r>
       <w:r>
         <w:rPr>
           <w:lang w:val="en_US" w:bidi="en_US"/>
         </w:rPr>
         <w:t xml:space="preserve">; </w:t>
       </w:r>
-      <w:hyperlink r:id="rId71">
-        <w:r>
-          <w:rPr>
-            <w:lang w:val="en_US" w:bidi="en_US"/>
-          </w:rPr>
-          <w:rPr>
-            <w:color w:val="0000EE"/>
-            <w:u w:val="single"/>
-          </w:rPr>
-          <w:t>5:5</w:t>
-        </w:r>
-      </w:hyperlink>
+      <w:r>
+        <w:rPr>
+          <w:lang w:val="en_US" w:bidi="en_US"/>
+        </w:rPr>
+        <w:t>5:5</w:t>
+      </w:r>
       <w:r>
         <w:rPr>
           <w:lang w:val="en_US" w:bidi="en_US"/>
         </w:rPr>
         <w:t xml:space="preserve">; </w:t>
       </w:r>
-      <w:hyperlink r:id="rId72">
-        <w:r>
-          <w:rPr>
-            <w:lang w:val="en_US" w:bidi="en_US"/>
-          </w:rPr>
-          <w:rPr>
-            <w:color w:val="0000EE"/>
-            <w:u w:val="single"/>
-          </w:rPr>
-          <w:t>6:21</w:t>
-        </w:r>
-      </w:hyperlink>
+      <w:r>
+        <w:rPr>
+          <w:lang w:val="en_US" w:bidi="en_US"/>
+        </w:rPr>
+        <w:t>6:21</w:t>
+      </w:r>
       <w:r>
         <w:rPr>
           <w:lang w:val="en_US" w:bidi="en_US"/>
         </w:rPr>
         <w:t xml:space="preserve">; </w:t>
       </w:r>
-      <w:hyperlink r:id="rId73">
-        <w:r>
-          <w:rPr>
-            <w:lang w:val="en_US" w:bidi="en_US"/>
-          </w:rPr>
-          <w:rPr>
-            <w:color w:val="0000EE"/>
-            <w:u w:val="single"/>
-          </w:rPr>
-          <w:t>8:16</w:t>
-        </w:r>
-      </w:hyperlink>
+      <w:r>
+        <w:rPr>
+          <w:lang w:val="en_US" w:bidi="en_US"/>
+        </w:rPr>
+        <w:t>8:16</w:t>
+      </w:r>
       <w:r>
         <w:rPr>
           <w:lang w:val="en_US" w:bidi="en_US"/>
         </w:rPr>
         <w:t xml:space="preserve">; </w:t>
       </w:r>
-      <w:hyperlink r:id="rId74">
-        <w:r>
-          <w:rPr>
-            <w:lang w:val="en_US" w:bidi="en_US"/>
-          </w:rPr>
-          <w:rPr>
-            <w:color w:val="0000EE"/>
-            <w:u w:val="single"/>
-          </w:rPr>
-          <w:t>9:21</w:t>
-        </w:r>
-      </w:hyperlink>
+      <w:r>
+        <w:rPr>
+          <w:lang w:val="en_US" w:bidi="en_US"/>
+        </w:rPr>
+        <w:t>9:21</w:t>
+      </w:r>
       <w:r>
         <w:rPr>
           <w:lang w:val="en_US" w:bidi="en_US"/>
         </w:rPr>
         <w:t xml:space="preserve">; </w:t>
       </w:r>
-      <w:hyperlink r:id="rId75">
-        <w:r>
-          <w:rPr>
-            <w:lang w:val="en_US" w:bidi="en_US"/>
-          </w:rPr>
-          <w:rPr>
-            <w:color w:val="0000EE"/>
-            <w:u w:val="single"/>
-          </w:rPr>
-          <w:t>10:5</w:t>
-        </w:r>
-      </w:hyperlink>
+      <w:r>
+        <w:rPr>
+          <w:lang w:val="en_US" w:bidi="en_US"/>
+        </w:rPr>
+        <w:t>10:5</w:t>
+      </w:r>
       <w:r>
         <w:rPr>
           <w:lang w:val="en_US" w:bidi="en_US"/>
         </w:rPr>
         <w:t xml:space="preserve">, </w:t>
       </w:r>
-      <w:hyperlink r:id="rId65">
-        <w:r>
-          <w:rPr>
-            <w:lang w:val="en_US" w:bidi="en_US"/>
-          </w:rPr>
-          <w:rPr>
-            <w:color w:val="0000EE"/>
-            <w:u w:val="single"/>
-          </w:rPr>
-          <w:t>13</w:t>
-        </w:r>
-      </w:hyperlink>
+      <w:r>
+        <w:rPr>
+          <w:lang w:val="en_US" w:bidi="en_US"/>
+        </w:rPr>
+        <w:t>13</w:t>
+      </w:r>
       <w:r>
         <w:rPr>
           <w:lang w:val="en_US" w:bidi="en_US"/>
         </w:rPr>
         <w:t xml:space="preserve">; </w:t>
       </w:r>
-      <w:hyperlink r:id="rId76">
-        <w:r>
-          <w:rPr>
-            <w:lang w:val="en_US" w:bidi="en_US"/>
-          </w:rPr>
-          <w:rPr>
-            <w:color w:val="0000EE"/>
-            <w:u w:val="single"/>
-          </w:rPr>
-          <w:t>12:1</w:t>
-        </w:r>
-      </w:hyperlink>
+      <w:r>
+        <w:rPr>
+          <w:lang w:val="en_US" w:bidi="en_US"/>
+        </w:rPr>
+        <w:t>12:1</w:t>
+      </w:r>
       <w:r>
         <w:rPr>
           <w:lang w:val="en_US" w:bidi="en_US"/>
         </w:rPr>
         <w:t>). God also has power to raise the dead (</w:t>
       </w:r>
-      <w:hyperlink r:id="rId56">
-        <w:r>
-          <w:rPr>
-            <w:lang w:val="en_US" w:bidi="en_US"/>
-          </w:rPr>
-          <w:rPr>
-            <w:color w:val="0000EE"/>
-            <w:u w:val="single"/>
-          </w:rPr>
-          <w:t>12:1–3</w:t>
-        </w:r>
-      </w:hyperlink>
+      <w:r>
+        <w:rPr>
+          <w:lang w:val="en_US" w:bidi="en_US"/>
+        </w:rPr>
+        <w:t>12:1–3</w:t>
+      </w:r>
       <w:r>
         <w:rPr>
           <w:lang w:val="en_US" w:bidi="en_US"/>
@@ -2107,252 +1687,168 @@
         </w:rPr>
         <w:t>God’s wisdom rules over all things(</w:t>
       </w:r>
-      <w:hyperlink r:id="rId77">
-        <w:r>
-          <w:rPr>
-            <w:lang w:val="en_US" w:bidi="en_US"/>
-          </w:rPr>
-          <w:rPr>
-            <w:color w:val="0000EE"/>
-            <w:u w:val="single"/>
-          </w:rPr>
-          <w:t>3:18</w:t>
-        </w:r>
-      </w:hyperlink>
+      <w:r>
+        <w:rPr>
+          <w:lang w:val="en_US" w:bidi="en_US"/>
+        </w:rPr>
+        <w:t>3:18</w:t>
+      </w:r>
       <w:r>
         <w:rPr>
           <w:lang w:val="en_US" w:bidi="en_US"/>
         </w:rPr>
         <w:t xml:space="preserve">; </w:t>
       </w:r>
-      <w:hyperlink r:id="rId78">
-        <w:r>
-          <w:rPr>
-            <w:lang w:val="en_US" w:bidi="en_US"/>
-          </w:rPr>
-          <w:rPr>
-            <w:color w:val="0000EE"/>
-            <w:u w:val="single"/>
-          </w:rPr>
-          <w:t>11:35</w:t>
-        </w:r>
-      </w:hyperlink>
+      <w:r>
+        <w:rPr>
+          <w:lang w:val="en_US" w:bidi="en_US"/>
+        </w:rPr>
+        <w:t>11:35</w:t>
+      </w:r>
       <w:r>
         <w:rPr>
           <w:lang w:val="en_US" w:bidi="en_US"/>
         </w:rPr>
         <w:t>). God chooses and approves those who are beloved and greatly valued in his sight (</w:t>
       </w:r>
-      <w:hyperlink r:id="rId79">
-        <w:r>
-          <w:rPr>
-            <w:lang w:val="en_US" w:bidi="en_US"/>
-          </w:rPr>
-          <w:rPr>
-            <w:color w:val="0000EE"/>
-            <w:u w:val="single"/>
-          </w:rPr>
-          <w:t>9:23</w:t>
-        </w:r>
-      </w:hyperlink>
+      <w:r>
+        <w:rPr>
+          <w:lang w:val="en_US" w:bidi="en_US"/>
+        </w:rPr>
+        <w:t>9:23</w:t>
+      </w:r>
       <w:r>
         <w:rPr>
           <w:lang w:val="en_US" w:bidi="en_US"/>
         </w:rPr>
         <w:t xml:space="preserve">; </w:t>
       </w:r>
-      <w:hyperlink r:id="rId80">
-        <w:r>
-          <w:rPr>
-            <w:lang w:val="en_US" w:bidi="en_US"/>
-          </w:rPr>
-          <w:rPr>
-            <w:color w:val="0000EE"/>
-            <w:u w:val="single"/>
-          </w:rPr>
-          <w:t>10:11</w:t>
-        </w:r>
-      </w:hyperlink>
+      <w:r>
+        <w:rPr>
+          <w:lang w:val="en_US" w:bidi="en_US"/>
+        </w:rPr>
+        <w:t>10:11</w:t>
+      </w:r>
       <w:r>
         <w:rPr>
           <w:lang w:val="en_US" w:bidi="en_US"/>
         </w:rPr>
         <w:t xml:space="preserve">, </w:t>
       </w:r>
-      <w:hyperlink r:id="rId81">
-        <w:r>
-          <w:rPr>
-            <w:lang w:val="en_US" w:bidi="en_US"/>
-          </w:rPr>
-          <w:rPr>
-            <w:color w:val="0000EE"/>
-            <w:u w:val="single"/>
-          </w:rPr>
-          <w:t>19</w:t>
-        </w:r>
-      </w:hyperlink>
+      <w:r>
+        <w:rPr>
+          <w:lang w:val="en_US" w:bidi="en_US"/>
+        </w:rPr>
+        <w:t>19</w:t>
+      </w:r>
       <w:r>
         <w:rPr>
           <w:lang w:val="en_US" w:bidi="en_US"/>
         </w:rPr>
         <w:t>). God will establish his kingdom over all the earth forever. God's people will rule with their King, the Son of Man (</w:t>
       </w:r>
-      <w:hyperlink r:id="rId82">
-        <w:r>
-          <w:rPr>
-            <w:lang w:val="en_US" w:bidi="en_US"/>
-          </w:rPr>
-          <w:rPr>
-            <w:color w:val="0000EE"/>
-            <w:u w:val="single"/>
-          </w:rPr>
-          <w:t>7:13</w:t>
-        </w:r>
-      </w:hyperlink>
+      <w:r>
+        <w:rPr>
+          <w:lang w:val="en_US" w:bidi="en_US"/>
+        </w:rPr>
+        <w:t>7:13</w:t>
+      </w:r>
       <w:r>
         <w:rPr>
           <w:lang w:val="en_US" w:bidi="en_US"/>
         </w:rPr>
         <w:t xml:space="preserve">, </w:t>
       </w:r>
-      <w:hyperlink r:id="rId83">
-        <w:r>
-          <w:rPr>
-            <w:lang w:val="en_US" w:bidi="en_US"/>
-          </w:rPr>
-          <w:rPr>
-            <w:color w:val="0000EE"/>
-            <w:u w:val="single"/>
-          </w:rPr>
-          <w:t>22</w:t>
-        </w:r>
-      </w:hyperlink>
+      <w:r>
+        <w:rPr>
+          <w:lang w:val="en_US" w:bidi="en_US"/>
+        </w:rPr>
+        <w:t>22</w:t>
+      </w:r>
       <w:r>
         <w:rPr>
           <w:lang w:val="en_US" w:bidi="en_US"/>
         </w:rPr>
         <w:t xml:space="preserve">; see </w:t>
       </w:r>
-      <w:hyperlink r:id="rId84">
-        <w:r>
-          <w:rPr>
-            <w:lang w:val="en_US" w:bidi="en_US"/>
-          </w:rPr>
-          <w:rPr>
-            <w:color w:val="0000EE"/>
-            <w:u w:val="single"/>
-          </w:rPr>
-          <w:t>Psalm 110:1</w:t>
-        </w:r>
-      </w:hyperlink>
+      <w:r>
+        <w:rPr>
+          <w:lang w:val="en_US" w:bidi="en_US"/>
+        </w:rPr>
+        <w:t>Psalm 110:1</w:t>
+      </w:r>
       <w:r>
         <w:rPr>
           <w:lang w:val="en_US" w:bidi="en_US"/>
         </w:rPr>
         <w:t xml:space="preserve">; </w:t>
       </w:r>
-      <w:hyperlink r:id="rId85">
-        <w:r>
-          <w:rPr>
-            <w:lang w:val="en_US" w:bidi="en_US"/>
-          </w:rPr>
-          <w:rPr>
-            <w:color w:val="0000EE"/>
-            <w:u w:val="single"/>
-          </w:rPr>
-          <w:t>Matthew 24:27–44</w:t>
-        </w:r>
-      </w:hyperlink>
+      <w:r>
+        <w:rPr>
+          <w:lang w:val="en_US" w:bidi="en_US"/>
+        </w:rPr>
+        <w:t>Matthew 24:27–44</w:t>
+      </w:r>
       <w:r>
         <w:rPr>
           <w:lang w:val="en_US" w:bidi="en_US"/>
         </w:rPr>
         <w:t xml:space="preserve">; </w:t>
       </w:r>
-      <w:hyperlink r:id="rId86">
-        <w:r>
-          <w:rPr>
-            <w:lang w:val="en_US" w:bidi="en_US"/>
-          </w:rPr>
-          <w:rPr>
-            <w:color w:val="0000EE"/>
-            <w:u w:val="single"/>
-          </w:rPr>
-          <w:t>25:31</w:t>
-        </w:r>
-      </w:hyperlink>
+      <w:r>
+        <w:rPr>
+          <w:lang w:val="en_US" w:bidi="en_US"/>
+        </w:rPr>
+        <w:t>25:31</w:t>
+      </w:r>
       <w:r>
         <w:rPr>
           <w:lang w:val="en_US" w:bidi="en_US"/>
         </w:rPr>
         <w:t xml:space="preserve">; </w:t>
       </w:r>
-      <w:hyperlink r:id="rId87">
-        <w:r>
-          <w:rPr>
-            <w:lang w:val="en_US" w:bidi="en_US"/>
-          </w:rPr>
-          <w:rPr>
-            <w:color w:val="0000EE"/>
-            <w:u w:val="single"/>
-          </w:rPr>
-          <w:t>26:2</w:t>
-        </w:r>
-      </w:hyperlink>
+      <w:r>
+        <w:rPr>
+          <w:lang w:val="en_US" w:bidi="en_US"/>
+        </w:rPr>
+        <w:t>26:2</w:t>
+      </w:r>
       <w:r>
         <w:rPr>
           <w:lang w:val="en_US" w:bidi="en_US"/>
         </w:rPr>
         <w:t xml:space="preserve">, </w:t>
       </w:r>
-      <w:hyperlink r:id="rId88">
-        <w:r>
-          <w:rPr>
-            <w:lang w:val="en_US" w:bidi="en_US"/>
-          </w:rPr>
-          <w:rPr>
-            <w:color w:val="0000EE"/>
-            <w:u w:val="single"/>
-          </w:rPr>
-          <w:t>64</w:t>
-        </w:r>
-      </w:hyperlink>
+      <w:r>
+        <w:rPr>
+          <w:lang w:val="en_US" w:bidi="en_US"/>
+        </w:rPr>
+        <w:t>64</w:t>
+      </w:r>
       <w:r>
         <w:rPr>
           <w:lang w:val="en_US" w:bidi="en_US"/>
         </w:rPr>
         <w:t xml:space="preserve">; </w:t>
       </w:r>
-      <w:hyperlink r:id="rId89">
-        <w:r>
-          <w:rPr>
-            <w:lang w:val="en_US" w:bidi="en_US"/>
-          </w:rPr>
-          <w:rPr>
-            <w:color w:val="0000EE"/>
-            <w:u w:val="single"/>
-          </w:rPr>
-          <w:t>Mark 14:62</w:t>
-        </w:r>
-      </w:hyperlink>
+      <w:r>
+        <w:rPr>
+          <w:lang w:val="en_US" w:bidi="en_US"/>
+        </w:rPr>
+        <w:t>Mark 14:62</w:t>
+      </w:r>
       <w:r>
         <w:rPr>
           <w:lang w:val="en_US" w:bidi="en_US"/>
         </w:rPr>
         <w:t xml:space="preserve">; </w:t>
       </w:r>
-      <w:hyperlink r:id="rId90">
-        <w:r>
-          <w:rPr>
-            <w:lang w:val="en_US" w:bidi="en_US"/>
-          </w:rPr>
-          <w:rPr>
-            <w:color w:val="0000EE"/>
-            <w:u w:val="single"/>
-          </w:rPr>
-          <w:t>Revelation 1:7</w:t>
-        </w:r>
-      </w:hyperlink>
+      <w:r>
+        <w:rPr>
+          <w:lang w:val="en_US" w:bidi="en_US"/>
+        </w:rPr>
+        <w:t>Revelation 1:7</w:t>
+      </w:r>
       <w:r>
         <w:rPr>
           <w:lang w:val="en_US" w:bidi="en_US"/>
